--- a/AIT/Web Dev Lab 04 solve.docx
+++ b/AIT/Web Dev Lab 04 solve.docx
@@ -58,10 +58,7 @@
         <w:ind w:left="-5"/>
       </w:pPr>
       <w:r>
-        <w:t>T</w:t>
-      </w:r>
-      <w:r>
-        <w:t xml:space="preserve">heory Question </w:t>
+        <w:t xml:space="preserve">Theory Question </w:t>
       </w:r>
     </w:p>
     <w:p>
@@ -86,7 +83,7 @@
           <w:bCs/>
           <w:sz w:val="24"/>
           <w:szCs w:val="28"/>
-          <w:lang w:val="en-PK"/>
+          <w:lang/>
         </w:rPr>
       </w:pPr>
       <w:r>
@@ -95,7 +92,7 @@
           <w:bCs/>
           <w:sz w:val="24"/>
           <w:szCs w:val="28"/>
-          <w:lang w:val="en-PK"/>
+          <w:lang/>
         </w:rPr>
         <w:t>Answer:</w:t>
       </w:r>
@@ -107,14 +104,14 @@
         <w:rPr>
           <w:sz w:val="24"/>
           <w:szCs w:val="28"/>
-          <w:lang w:val="en-PK"/>
-        </w:rPr>
-      </w:pPr>
-      <w:r>
-        <w:rPr>
-          <w:sz w:val="24"/>
-          <w:szCs w:val="28"/>
-          <w:lang w:val="en-PK"/>
+          <w:lang/>
+        </w:rPr>
+      </w:pPr>
+      <w:r>
+        <w:rPr>
+          <w:sz w:val="24"/>
+          <w:szCs w:val="28"/>
+          <w:lang/>
         </w:rPr>
         <w:t>A hyperlink is a clickable element (text, image, or button) in an HTML document that connects one web page to another page, file, or location.</w:t>
       </w:r>
@@ -126,7 +123,7 @@
         <w:rPr>
           <w:sz w:val="24"/>
           <w:szCs w:val="28"/>
-          <w:lang w:val="en-PK"/>
+          <w:lang/>
         </w:rPr>
       </w:pPr>
       <w:r>
@@ -135,7 +132,7 @@
           <w:bCs/>
           <w:sz w:val="24"/>
           <w:szCs w:val="28"/>
-          <w:lang w:val="en-PK"/>
+          <w:lang/>
         </w:rPr>
         <w:t>Syntax:</w:t>
       </w:r>
@@ -143,46 +140,10 @@
         <w:rPr>
           <w:sz w:val="24"/>
           <w:szCs w:val="28"/>
-          <w:lang w:val="en-PK"/>
+          <w:lang/>
         </w:rPr>
         <w:br/>
-        <w:t xml:space="preserve">&lt;a </w:t>
-      </w:r>
-      <w:proofErr w:type="spellStart"/>
-      <w:r>
-        <w:rPr>
-          <w:sz w:val="24"/>
-          <w:szCs w:val="28"/>
-          <w:lang w:val="en-PK"/>
-        </w:rPr>
-        <w:t>href</w:t>
-      </w:r>
-      <w:proofErr w:type="spellEnd"/>
-      <w:r>
-        <w:rPr>
-          <w:sz w:val="24"/>
-          <w:szCs w:val="28"/>
-          <w:lang w:val="en-PK"/>
-        </w:rPr>
-        <w:t>="</w:t>
-      </w:r>
-      <w:proofErr w:type="spellStart"/>
-      <w:r>
-        <w:rPr>
-          <w:sz w:val="24"/>
-          <w:szCs w:val="28"/>
-          <w:lang w:val="en-PK"/>
-        </w:rPr>
-        <w:t>url</w:t>
-      </w:r>
-      <w:proofErr w:type="spellEnd"/>
-      <w:r>
-        <w:rPr>
-          <w:sz w:val="24"/>
-          <w:szCs w:val="28"/>
-          <w:lang w:val="en-PK"/>
-        </w:rPr>
-        <w:t>"&gt;Link Text&lt;/a&gt;</w:t>
+        <w:t>&lt;a href="url"&gt;Link Text&lt;/a&gt;</w:t>
       </w:r>
     </w:p>
     <w:p>
@@ -325,7 +286,7 @@
         <w:rPr>
           <w:sz w:val="24"/>
           <w:szCs w:val="28"/>
-          <w:lang w:val="en-PK"/>
+          <w:lang/>
         </w:rPr>
       </w:pPr>
       <w:r>
@@ -352,7 +313,7 @@
         <w:rPr>
           <w:sz w:val="24"/>
           <w:szCs w:val="28"/>
-          <w:lang w:val="en-PK"/>
+          <w:lang/>
         </w:rPr>
       </w:pPr>
     </w:p>
@@ -363,7 +324,7 @@
         <w:rPr>
           <w:sz w:val="24"/>
           <w:szCs w:val="28"/>
-          <w:lang w:val="en-PK"/>
+          <w:lang/>
         </w:rPr>
       </w:pPr>
     </w:p>
@@ -374,7 +335,7 @@
         <w:rPr>
           <w:sz w:val="24"/>
           <w:szCs w:val="28"/>
-          <w:lang w:val="en-PK"/>
+          <w:lang/>
         </w:rPr>
       </w:pPr>
     </w:p>
@@ -387,7 +348,7 @@
           <w:bCs/>
           <w:sz w:val="24"/>
           <w:szCs w:val="28"/>
-          <w:lang w:val="en-PK"/>
+          <w:lang/>
         </w:rPr>
       </w:pPr>
       <w:r>
@@ -396,7 +357,7 @@
           <w:bCs/>
           <w:sz w:val="24"/>
           <w:szCs w:val="28"/>
-          <w:lang w:val="en-PK"/>
+          <w:lang/>
         </w:rPr>
         <w:t xml:space="preserve">2) </w:t>
       </w:r>
@@ -419,7 +380,7 @@
           <w:bCs/>
           <w:sz w:val="24"/>
           <w:szCs w:val="28"/>
-          <w:lang w:val="en-PK"/>
+          <w:lang/>
         </w:rPr>
       </w:pPr>
       <w:r>
@@ -428,7 +389,7 @@
           <w:bCs/>
           <w:sz w:val="24"/>
           <w:szCs w:val="28"/>
-          <w:lang w:val="en-PK"/>
+          <w:lang/>
         </w:rPr>
         <w:t>Answer:</w:t>
       </w:r>
@@ -440,14 +401,14 @@
         <w:rPr>
           <w:sz w:val="24"/>
           <w:szCs w:val="28"/>
-          <w:lang w:val="en-PK"/>
-        </w:rPr>
-      </w:pPr>
-      <w:r>
-        <w:rPr>
-          <w:sz w:val="24"/>
-          <w:szCs w:val="28"/>
-          <w:lang w:val="en-PK"/>
+          <w:lang/>
+        </w:rPr>
+      </w:pPr>
+      <w:r>
+        <w:rPr>
+          <w:sz w:val="24"/>
+          <w:szCs w:val="28"/>
+          <w:lang/>
         </w:rPr>
         <w:t>The target attribute specifies where the linked document will open when the hyperlink is clicked.</w:t>
       </w:r>
@@ -459,7 +420,7 @@
         <w:rPr>
           <w:sz w:val="24"/>
           <w:szCs w:val="28"/>
-          <w:lang w:val="en-PK"/>
+          <w:lang/>
         </w:rPr>
       </w:pPr>
       <w:r>
@@ -468,7 +429,7 @@
           <w:bCs/>
           <w:sz w:val="24"/>
           <w:szCs w:val="28"/>
-          <w:lang w:val="en-PK"/>
+          <w:lang/>
         </w:rPr>
         <w:t>Syntax</w:t>
       </w:r>
@@ -476,7 +437,7 @@
         <w:rPr>
           <w:sz w:val="24"/>
           <w:szCs w:val="28"/>
-          <w:lang w:val="en-PK"/>
+          <w:lang/>
         </w:rPr>
         <w:t>:</w:t>
       </w:r>
@@ -484,46 +445,10 @@
         <w:rPr>
           <w:sz w:val="24"/>
           <w:szCs w:val="28"/>
-          <w:lang w:val="en-PK"/>
+          <w:lang/>
         </w:rPr>
         <w:br/>
-        <w:t xml:space="preserve">&lt;a </w:t>
-      </w:r>
-      <w:proofErr w:type="spellStart"/>
-      <w:r>
-        <w:rPr>
-          <w:sz w:val="24"/>
-          <w:szCs w:val="28"/>
-          <w:lang w:val="en-PK"/>
-        </w:rPr>
-        <w:t>href</w:t>
-      </w:r>
-      <w:proofErr w:type="spellEnd"/>
-      <w:r>
-        <w:rPr>
-          <w:sz w:val="24"/>
-          <w:szCs w:val="28"/>
-          <w:lang w:val="en-PK"/>
-        </w:rPr>
-        <w:t>="</w:t>
-      </w:r>
-      <w:proofErr w:type="spellStart"/>
-      <w:r>
-        <w:rPr>
-          <w:sz w:val="24"/>
-          <w:szCs w:val="28"/>
-          <w:lang w:val="en-PK"/>
-        </w:rPr>
-        <w:t>url</w:t>
-      </w:r>
-      <w:proofErr w:type="spellEnd"/>
-      <w:r>
-        <w:rPr>
-          <w:sz w:val="24"/>
-          <w:szCs w:val="28"/>
-          <w:lang w:val="en-PK"/>
-        </w:rPr>
-        <w:t>" target="_value"&gt;Link&lt;/a&gt;</w:t>
+        <w:t>&lt;a href="url" target="_value"&gt;Link&lt;/a&gt;</w:t>
       </w:r>
     </w:p>
     <w:p>
@@ -533,7 +458,7 @@
         <w:rPr>
           <w:sz w:val="24"/>
           <w:szCs w:val="28"/>
-          <w:lang w:val="en-PK"/>
+          <w:lang/>
         </w:rPr>
       </w:pPr>
     </w:p>
@@ -544,7 +469,7 @@
         <w:rPr>
           <w:sz w:val="24"/>
           <w:szCs w:val="28"/>
-          <w:lang w:val="en-PK"/>
+          <w:lang/>
         </w:rPr>
       </w:pPr>
     </w:p>
@@ -557,7 +482,7 @@
           <w:bCs/>
           <w:sz w:val="24"/>
           <w:szCs w:val="28"/>
-          <w:lang w:val="en-PK"/>
+          <w:lang/>
         </w:rPr>
       </w:pPr>
       <w:r>
@@ -566,7 +491,7 @@
           <w:bCs/>
           <w:sz w:val="24"/>
           <w:szCs w:val="28"/>
-          <w:lang w:val="en-PK"/>
+          <w:lang/>
         </w:rPr>
         <w:t>Values of Target Attribute:</w:t>
       </w:r>
@@ -584,7 +509,7 @@
         <w:rPr>
           <w:sz w:val="24"/>
           <w:szCs w:val="28"/>
-          <w:lang w:val="en-PK"/>
+          <w:lang/>
         </w:rPr>
         <w:t>T</w:t>
       </w:r>
@@ -688,7 +613,7 @@
         <w:rPr>
           <w:sz w:val="24"/>
           <w:szCs w:val="28"/>
-          <w:lang w:val="en-PK"/>
+          <w:lang/>
         </w:rPr>
       </w:pPr>
       <w:r>
@@ -717,7 +642,7 @@
           <w:bCs/>
           <w:sz w:val="24"/>
           <w:szCs w:val="28"/>
-          <w:lang w:val="en-PK"/>
+          <w:lang/>
         </w:rPr>
       </w:pPr>
       <w:r>
@@ -726,7 +651,7 @@
           <w:bCs/>
           <w:sz w:val="24"/>
           <w:szCs w:val="28"/>
-          <w:lang w:val="en-PK"/>
+          <w:lang/>
         </w:rPr>
         <w:t>Example:</w:t>
       </w:r>
@@ -738,7 +663,7 @@
         <w:rPr>
           <w:sz w:val="24"/>
           <w:szCs w:val="28"/>
-          <w:lang w:val="en-PK"/>
+          <w:lang/>
         </w:rPr>
       </w:pPr>
       <w:r>
@@ -747,7 +672,7 @@
           <w:bCs/>
           <w:sz w:val="24"/>
           <w:szCs w:val="28"/>
-          <w:lang w:val="en-PK"/>
+          <w:lang/>
         </w:rPr>
         <w:br/>
       </w:r>
@@ -755,27 +680,9 @@
         <w:rPr>
           <w:sz w:val="24"/>
           <w:szCs w:val="28"/>
-          <w:lang w:val="en-PK"/>
-        </w:rPr>
-        <w:t xml:space="preserve">&lt;a </w:t>
-      </w:r>
-      <w:proofErr w:type="spellStart"/>
-      <w:r>
-        <w:rPr>
-          <w:sz w:val="24"/>
-          <w:szCs w:val="28"/>
-          <w:lang w:val="en-PK"/>
-        </w:rPr>
-        <w:t>href</w:t>
-      </w:r>
-      <w:proofErr w:type="spellEnd"/>
-      <w:r>
-        <w:rPr>
-          <w:sz w:val="24"/>
-          <w:szCs w:val="28"/>
-          <w:lang w:val="en-PK"/>
-        </w:rPr>
-        <w:t>="https://google.com" target="_blank"&gt;Open Google in New Tab&lt;/a&gt;</w:t>
+          <w:lang/>
+        </w:rPr>
+        <w:t>&lt;a href="https://google.com" target="_blank"&gt;Open Google in New Tab&lt;/a&gt;</w:t>
       </w:r>
     </w:p>
     <w:p>
@@ -787,7 +694,7 @@
           <w:bCs/>
           <w:sz w:val="24"/>
           <w:szCs w:val="28"/>
-          <w:lang w:val="en-PK"/>
+          <w:lang/>
         </w:rPr>
       </w:pPr>
     </w:p>
@@ -800,7 +707,7 @@
           <w:bCs/>
           <w:sz w:val="24"/>
           <w:szCs w:val="28"/>
-          <w:lang w:val="en-PK"/>
+          <w:lang/>
         </w:rPr>
       </w:pPr>
     </w:p>
@@ -813,7 +720,7 @@
           <w:bCs/>
           <w:sz w:val="24"/>
           <w:szCs w:val="28"/>
-          <w:lang w:val="en-PK"/>
+          <w:lang/>
         </w:rPr>
       </w:pPr>
       <w:r>
@@ -822,7 +729,7 @@
           <w:bCs/>
           <w:sz w:val="24"/>
           <w:szCs w:val="28"/>
-          <w:lang w:val="en-PK"/>
+          <w:lang/>
         </w:rPr>
         <w:t xml:space="preserve">3) </w:t>
       </w:r>
@@ -845,7 +752,7 @@
           <w:bCs/>
           <w:sz w:val="24"/>
           <w:szCs w:val="28"/>
-          <w:lang w:val="en-PK"/>
+          <w:lang/>
         </w:rPr>
       </w:pPr>
       <w:r>
@@ -854,7 +761,7 @@
           <w:bCs/>
           <w:sz w:val="24"/>
           <w:szCs w:val="28"/>
-          <w:lang w:val="en-PK"/>
+          <w:lang/>
         </w:rPr>
         <w:t>Answer:</w:t>
       </w:r>
@@ -866,14 +773,14 @@
         <w:rPr>
           <w:sz w:val="24"/>
           <w:szCs w:val="28"/>
-          <w:lang w:val="en-PK"/>
-        </w:rPr>
-      </w:pPr>
-      <w:r>
-        <w:rPr>
-          <w:sz w:val="24"/>
-          <w:szCs w:val="28"/>
-          <w:lang w:val="en-PK"/>
+          <w:lang/>
+        </w:rPr>
+      </w:pPr>
+      <w:r>
+        <w:rPr>
+          <w:sz w:val="24"/>
+          <w:szCs w:val="28"/>
+          <w:lang/>
         </w:rPr>
         <w:t>By default, a hyperlink appears as follows in all browsers:</w:t>
       </w:r>
@@ -889,7 +796,7 @@
         <w:rPr>
           <w:sz w:val="24"/>
           <w:szCs w:val="28"/>
-          <w:lang w:val="en-PK"/>
+          <w:lang/>
         </w:rPr>
       </w:pPr>
       <w:r>
@@ -898,7 +805,7 @@
           <w:bCs/>
           <w:sz w:val="24"/>
           <w:szCs w:val="28"/>
-          <w:lang w:val="en-PK"/>
+          <w:lang/>
         </w:rPr>
         <w:t>Unvisited Link</w:t>
       </w:r>
@@ -906,27 +813,9 @@
         <w:rPr>
           <w:sz w:val="24"/>
           <w:szCs w:val="28"/>
-          <w:lang w:val="en-PK"/>
-        </w:rPr>
-        <w:t xml:space="preserve"> → Blue </w:t>
-      </w:r>
-      <w:proofErr w:type="spellStart"/>
-      <w:r>
-        <w:rPr>
-          <w:sz w:val="24"/>
-          <w:szCs w:val="28"/>
-          <w:lang w:val="en-PK"/>
-        </w:rPr>
-        <w:t>color</w:t>
-      </w:r>
-      <w:proofErr w:type="spellEnd"/>
-      <w:r>
-        <w:rPr>
-          <w:sz w:val="24"/>
-          <w:szCs w:val="28"/>
-          <w:lang w:val="en-PK"/>
-        </w:rPr>
-        <w:t xml:space="preserve"> with underline</w:t>
+          <w:lang/>
+        </w:rPr>
+        <w:t xml:space="preserve"> → Blue color with underline</w:t>
       </w:r>
     </w:p>
     <w:p>
@@ -940,7 +829,7 @@
         <w:rPr>
           <w:sz w:val="24"/>
           <w:szCs w:val="28"/>
-          <w:lang w:val="en-PK"/>
+          <w:lang/>
         </w:rPr>
       </w:pPr>
       <w:r>
@@ -949,7 +838,7 @@
           <w:bCs/>
           <w:sz w:val="24"/>
           <w:szCs w:val="28"/>
-          <w:lang w:val="en-PK"/>
+          <w:lang/>
         </w:rPr>
         <w:t>Visited Link</w:t>
       </w:r>
@@ -957,27 +846,9 @@
         <w:rPr>
           <w:sz w:val="24"/>
           <w:szCs w:val="28"/>
-          <w:lang w:val="en-PK"/>
-        </w:rPr>
-        <w:t xml:space="preserve"> → Purple </w:t>
-      </w:r>
-      <w:proofErr w:type="spellStart"/>
-      <w:r>
-        <w:rPr>
-          <w:sz w:val="24"/>
-          <w:szCs w:val="28"/>
-          <w:lang w:val="en-PK"/>
-        </w:rPr>
-        <w:t>color</w:t>
-      </w:r>
-      <w:proofErr w:type="spellEnd"/>
-      <w:r>
-        <w:rPr>
-          <w:sz w:val="24"/>
-          <w:szCs w:val="28"/>
-          <w:lang w:val="en-PK"/>
-        </w:rPr>
-        <w:t xml:space="preserve"> with underline</w:t>
+          <w:lang/>
+        </w:rPr>
+        <w:t xml:space="preserve"> → Purple color with underline</w:t>
       </w:r>
     </w:p>
     <w:p>
@@ -991,7 +862,7 @@
         <w:rPr>
           <w:sz w:val="24"/>
           <w:szCs w:val="28"/>
-          <w:lang w:val="en-PK"/>
+          <w:lang/>
         </w:rPr>
       </w:pPr>
       <w:r>
@@ -1000,7 +871,7 @@
           <w:bCs/>
           <w:sz w:val="24"/>
           <w:szCs w:val="28"/>
-          <w:lang w:val="en-PK"/>
+          <w:lang/>
         </w:rPr>
         <w:t>Active Link (being clicked)</w:t>
       </w:r>
@@ -1008,27 +879,9 @@
         <w:rPr>
           <w:sz w:val="24"/>
           <w:szCs w:val="28"/>
-          <w:lang w:val="en-PK"/>
-        </w:rPr>
-        <w:t xml:space="preserve"> → Red </w:t>
-      </w:r>
-      <w:proofErr w:type="spellStart"/>
-      <w:r>
-        <w:rPr>
-          <w:sz w:val="24"/>
-          <w:szCs w:val="28"/>
-          <w:lang w:val="en-PK"/>
-        </w:rPr>
-        <w:t>color</w:t>
-      </w:r>
-      <w:proofErr w:type="spellEnd"/>
-      <w:r>
-        <w:rPr>
-          <w:sz w:val="24"/>
-          <w:szCs w:val="28"/>
-          <w:lang w:val="en-PK"/>
-        </w:rPr>
-        <w:t xml:space="preserve"> with underline</w:t>
+          <w:lang/>
+        </w:rPr>
+        <w:t xml:space="preserve"> → Red color with underline</w:t>
       </w:r>
     </w:p>
     <w:p>
@@ -1042,7 +895,7 @@
         <w:rPr>
           <w:sz w:val="24"/>
           <w:szCs w:val="28"/>
-          <w:lang w:val="en-PK"/>
+          <w:lang/>
         </w:rPr>
       </w:pPr>
       <w:r>
@@ -1051,7 +904,7 @@
           <w:bCs/>
           <w:sz w:val="24"/>
           <w:szCs w:val="28"/>
-          <w:lang w:val="en-PK"/>
+          <w:lang/>
         </w:rPr>
         <w:t>Mouse Hover</w:t>
       </w:r>
@@ -1059,7 +912,7 @@
         <w:rPr>
           <w:sz w:val="24"/>
           <w:szCs w:val="28"/>
-          <w:lang w:val="en-PK"/>
+          <w:lang/>
         </w:rPr>
         <w:t xml:space="preserve"> → Hand (pointer) cursor appears</w:t>
       </w:r>
@@ -1071,7 +924,7 @@
         <w:rPr>
           <w:sz w:val="24"/>
           <w:szCs w:val="28"/>
-          <w:lang w:val="en-PK"/>
+          <w:lang/>
         </w:rPr>
       </w:pPr>
       <w:r>
@@ -1080,7 +933,7 @@
           <w:bCs/>
           <w:sz w:val="24"/>
           <w:szCs w:val="28"/>
-          <w:lang w:val="en-PK"/>
+          <w:lang/>
         </w:rPr>
         <w:t>Example:</w:t>
       </w:r>
@@ -1090,7 +943,7 @@
           <w:bCs/>
           <w:sz w:val="24"/>
           <w:szCs w:val="28"/>
-          <w:lang w:val="en-PK"/>
+          <w:lang/>
         </w:rPr>
         <w:br/>
       </w:r>
@@ -1098,27 +951,9 @@
         <w:rPr>
           <w:sz w:val="24"/>
           <w:szCs w:val="28"/>
-          <w:lang w:val="en-PK"/>
-        </w:rPr>
-        <w:t xml:space="preserve">&lt;a </w:t>
-      </w:r>
-      <w:proofErr w:type="spellStart"/>
-      <w:r>
-        <w:rPr>
-          <w:sz w:val="24"/>
-          <w:szCs w:val="28"/>
-          <w:lang w:val="en-PK"/>
-        </w:rPr>
-        <w:t>href</w:t>
-      </w:r>
-      <w:proofErr w:type="spellEnd"/>
-      <w:r>
-        <w:rPr>
-          <w:sz w:val="24"/>
-          <w:szCs w:val="28"/>
-          <w:lang w:val="en-PK"/>
-        </w:rPr>
-        <w:t>="https://google.com"&gt;Visit Google&lt;/a&gt;</w:t>
+          <w:lang/>
+        </w:rPr>
+        <w:t>&lt;a href="https://google.com"&gt;Visit Google&lt;/a&gt;</w:t>
       </w:r>
     </w:p>
     <w:p>
@@ -1128,14 +963,14 @@
         <w:rPr>
           <w:sz w:val="24"/>
           <w:szCs w:val="28"/>
-          <w:lang w:val="en-PK"/>
-        </w:rPr>
-      </w:pPr>
-      <w:r>
-        <w:rPr>
-          <w:sz w:val="24"/>
-          <w:szCs w:val="28"/>
-          <w:lang w:val="en-PK"/>
+          <w:lang/>
+        </w:rPr>
+      </w:pPr>
+      <w:r>
+        <w:rPr>
+          <w:sz w:val="24"/>
+          <w:szCs w:val="28"/>
+          <w:lang/>
         </w:rPr>
         <w:t>This link will appear blue and underlined in all browsers until visited.</w:t>
       </w:r>
@@ -1147,7 +982,7 @@
         <w:rPr>
           <w:sz w:val="24"/>
           <w:szCs w:val="28"/>
-          <w:lang w:val="en-PK"/>
+          <w:lang/>
         </w:rPr>
       </w:pPr>
     </w:p>
@@ -1177,23 +1012,7 @@
         <w:ind w:right="0"/>
       </w:pPr>
       <w:r>
-        <w:t xml:space="preserve">Write a HTML program on your web site project same as </w:t>
-      </w:r>
-      <w:proofErr w:type="gramStart"/>
-      <w:r>
-        <w:t>Example-3</w:t>
-      </w:r>
-      <w:proofErr w:type="gramEnd"/>
-      <w:r>
-        <w:t xml:space="preserve"> of </w:t>
-      </w:r>
-      <w:proofErr w:type="gramStart"/>
-      <w:r>
-        <w:t>chapter-3</w:t>
-      </w:r>
-      <w:proofErr w:type="gramEnd"/>
-      <w:r>
-        <w:t xml:space="preserve">.  </w:t>
+        <w:t xml:space="preserve">Write a HTML program on your web site project same as Example-3 of chapter-3.  </w:t>
       </w:r>
     </w:p>
     <w:p>
@@ -1215,7 +1034,7 @@
           <w:sz w:val="40"/>
           <w:szCs w:val="44"/>
           <w:u w:val="single"/>
-          <w:lang w:val="en-PK"/>
+          <w:lang/>
         </w:rPr>
       </w:pPr>
       <w:r>
@@ -1225,7 +1044,7 @@
           <w:sz w:val="40"/>
           <w:szCs w:val="44"/>
           <w:u w:val="single"/>
-          <w:lang w:val="en-PK"/>
+          <w:lang/>
         </w:rPr>
         <w:t>Input</w:t>
       </w:r>
@@ -1236,2550 +1055,18 @@
         <w:spacing w:after="248"/>
         <w:ind w:left="345" w:right="35"/>
         <w:rPr>
-          <w:sz w:val="24"/>
-          <w:szCs w:val="28"/>
-          <w:highlight w:val="yellow"/>
-          <w:lang w:val="en-PK"/>
-        </w:rPr>
-      </w:pPr>
-      <w:r>
-        <w:rPr>
-          <w:sz w:val="24"/>
-          <w:szCs w:val="28"/>
-          <w:highlight w:val="yellow"/>
-          <w:lang w:val="en-PK"/>
-        </w:rPr>
-        <w:t>&lt;!DOCTYPE html&gt;</w:t>
-      </w:r>
-    </w:p>
-    <w:p>
-      <w:pPr>
-        <w:pStyle w:val="ListParagraph"/>
-        <w:spacing w:after="248"/>
-        <w:ind w:left="345" w:right="35"/>
-        <w:rPr>
-          <w:sz w:val="24"/>
-          <w:szCs w:val="28"/>
-          <w:highlight w:val="yellow"/>
-          <w:lang w:val="en-PK"/>
-        </w:rPr>
-      </w:pPr>
-      <w:r>
-        <w:rPr>
-          <w:sz w:val="24"/>
-          <w:szCs w:val="28"/>
-          <w:highlight w:val="yellow"/>
-          <w:lang w:val="en-PK"/>
-        </w:rPr>
-        <w:t>&lt;html&gt;</w:t>
-      </w:r>
-    </w:p>
-    <w:p>
-      <w:pPr>
-        <w:pStyle w:val="ListParagraph"/>
-        <w:spacing w:after="248"/>
-        <w:ind w:left="345" w:right="35"/>
-        <w:rPr>
-          <w:sz w:val="24"/>
-          <w:szCs w:val="28"/>
-          <w:highlight w:val="yellow"/>
-          <w:lang w:val="en-PK"/>
-        </w:rPr>
-      </w:pPr>
-      <w:r>
-        <w:rPr>
-          <w:sz w:val="24"/>
-          <w:szCs w:val="28"/>
-          <w:highlight w:val="yellow"/>
-          <w:lang w:val="en-PK"/>
-        </w:rPr>
-        <w:t>&lt;head&gt;</w:t>
-      </w:r>
-    </w:p>
-    <w:p>
-      <w:pPr>
-        <w:pStyle w:val="ListParagraph"/>
-        <w:spacing w:after="248"/>
-        <w:ind w:left="345" w:right="35"/>
-        <w:rPr>
-          <w:sz w:val="24"/>
-          <w:szCs w:val="28"/>
-          <w:highlight w:val="yellow"/>
-          <w:lang w:val="en-PK"/>
-        </w:rPr>
-      </w:pPr>
-      <w:r>
-        <w:rPr>
-          <w:sz w:val="24"/>
-          <w:szCs w:val="28"/>
-          <w:highlight w:val="yellow"/>
-          <w:lang w:val="en-PK"/>
-        </w:rPr>
-        <w:t>    &lt;title&gt;Xpert Interior&lt;/title&gt;</w:t>
-      </w:r>
-    </w:p>
-    <w:p>
-      <w:pPr>
-        <w:pStyle w:val="ListParagraph"/>
-        <w:spacing w:after="248"/>
-        <w:ind w:left="345" w:right="35"/>
-        <w:rPr>
-          <w:sz w:val="24"/>
-          <w:szCs w:val="28"/>
-          <w:highlight w:val="yellow"/>
-          <w:lang w:val="en-PK"/>
-        </w:rPr>
-      </w:pPr>
-      <w:r>
-        <w:rPr>
-          <w:sz w:val="24"/>
-          <w:szCs w:val="28"/>
-          <w:highlight w:val="yellow"/>
-          <w:lang w:val="en-PK"/>
-        </w:rPr>
-        <w:t xml:space="preserve">    &lt;link </w:t>
-      </w:r>
-      <w:proofErr w:type="spellStart"/>
-      <w:r>
-        <w:rPr>
-          <w:sz w:val="24"/>
-          <w:szCs w:val="28"/>
-          <w:highlight w:val="yellow"/>
-          <w:lang w:val="en-PK"/>
-        </w:rPr>
-        <w:t>rel</w:t>
-      </w:r>
-      <w:proofErr w:type="spellEnd"/>
-      <w:r>
-        <w:rPr>
-          <w:sz w:val="24"/>
-          <w:szCs w:val="28"/>
-          <w:highlight w:val="yellow"/>
-          <w:lang w:val="en-PK"/>
-        </w:rPr>
-        <w:t xml:space="preserve">="icon" type="image/x-icon" </w:t>
-      </w:r>
-      <w:proofErr w:type="spellStart"/>
-      <w:r>
-        <w:rPr>
-          <w:sz w:val="24"/>
-          <w:szCs w:val="28"/>
-          <w:highlight w:val="yellow"/>
-          <w:lang w:val="en-PK"/>
-        </w:rPr>
-        <w:t>href</w:t>
-      </w:r>
-      <w:proofErr w:type="spellEnd"/>
-      <w:r>
-        <w:rPr>
-          <w:sz w:val="24"/>
-          <w:szCs w:val="28"/>
-          <w:highlight w:val="yellow"/>
-          <w:lang w:val="en-PK"/>
-        </w:rPr>
-        <w:t>="Images/</w:t>
-      </w:r>
-      <w:proofErr w:type="spellStart"/>
-      <w:r>
-        <w:rPr>
-          <w:sz w:val="24"/>
-          <w:szCs w:val="28"/>
-          <w:highlight w:val="yellow"/>
-          <w:lang w:val="en-PK"/>
-        </w:rPr>
-        <w:t>xpert</w:t>
-      </w:r>
-      <w:proofErr w:type="spellEnd"/>
-      <w:r>
-        <w:rPr>
-          <w:sz w:val="24"/>
-          <w:szCs w:val="28"/>
-          <w:highlight w:val="yellow"/>
-          <w:lang w:val="en-PK"/>
-        </w:rPr>
-        <w:t xml:space="preserve"> interior/</w:t>
-      </w:r>
-      <w:proofErr w:type="spellStart"/>
-      <w:r>
-        <w:rPr>
-          <w:sz w:val="24"/>
-          <w:szCs w:val="28"/>
-          <w:highlight w:val="yellow"/>
-          <w:lang w:val="en-PK"/>
-        </w:rPr>
-        <w:t>xpert</w:t>
-      </w:r>
-      <w:proofErr w:type="spellEnd"/>
-      <w:r>
-        <w:rPr>
-          <w:sz w:val="24"/>
-          <w:szCs w:val="28"/>
-          <w:highlight w:val="yellow"/>
-          <w:lang w:val="en-PK"/>
-        </w:rPr>
-        <w:t xml:space="preserve"> logo.jpeg"&gt; </w:t>
-      </w:r>
-    </w:p>
-    <w:p>
-      <w:pPr>
-        <w:pStyle w:val="ListParagraph"/>
-        <w:spacing w:after="248"/>
-        <w:ind w:left="345" w:right="35"/>
-        <w:rPr>
-          <w:sz w:val="24"/>
-          <w:szCs w:val="28"/>
-          <w:highlight w:val="yellow"/>
-          <w:lang w:val="en-PK"/>
-        </w:rPr>
-      </w:pPr>
-      <w:r>
-        <w:rPr>
-          <w:sz w:val="24"/>
-          <w:szCs w:val="28"/>
-          <w:highlight w:val="yellow"/>
-          <w:lang w:val="en-PK"/>
-        </w:rPr>
-        <w:t>&lt;/head&gt;</w:t>
-      </w:r>
-    </w:p>
-    <w:p>
-      <w:pPr>
-        <w:pStyle w:val="ListParagraph"/>
-        <w:spacing w:after="248"/>
-        <w:ind w:left="345" w:right="35"/>
-        <w:rPr>
-          <w:sz w:val="24"/>
-          <w:szCs w:val="28"/>
-          <w:highlight w:val="yellow"/>
-          <w:lang w:val="en-PK"/>
-        </w:rPr>
-      </w:pPr>
-      <w:r>
-        <w:rPr>
-          <w:sz w:val="24"/>
-          <w:szCs w:val="28"/>
-          <w:highlight w:val="yellow"/>
-          <w:lang w:val="en-PK"/>
-        </w:rPr>
-        <w:t>&lt;body&gt;</w:t>
-      </w:r>
-    </w:p>
-    <w:p>
-      <w:pPr>
-        <w:pStyle w:val="ListParagraph"/>
-        <w:spacing w:after="248"/>
-        <w:ind w:left="345" w:right="35"/>
-        <w:rPr>
-          <w:sz w:val="24"/>
-          <w:szCs w:val="28"/>
-          <w:highlight w:val="yellow"/>
-          <w:lang w:val="en-PK"/>
-        </w:rPr>
-      </w:pPr>
-      <w:r>
-        <w:rPr>
-          <w:sz w:val="24"/>
-          <w:szCs w:val="28"/>
-          <w:highlight w:val="yellow"/>
-          <w:lang w:val="en-PK"/>
-        </w:rPr>
-        <w:t xml:space="preserve">     &lt;marquee </w:t>
-      </w:r>
-      <w:proofErr w:type="spellStart"/>
-      <w:r>
-        <w:rPr>
-          <w:i/>
-          <w:iCs/>
-          <w:sz w:val="24"/>
-          <w:szCs w:val="28"/>
-          <w:highlight w:val="yellow"/>
-          <w:lang w:val="en-PK"/>
-        </w:rPr>
-        <w:t>bgcolor</w:t>
-      </w:r>
-      <w:proofErr w:type="spellEnd"/>
-      <w:r>
-        <w:rPr>
-          <w:sz w:val="24"/>
-          <w:szCs w:val="28"/>
-          <w:highlight w:val="yellow"/>
-          <w:lang w:val="en-PK"/>
-        </w:rPr>
-        <w:t xml:space="preserve">="blue" </w:t>
-      </w:r>
-      <w:proofErr w:type="spellStart"/>
-      <w:r>
-        <w:rPr>
-          <w:sz w:val="24"/>
-          <w:szCs w:val="28"/>
-          <w:highlight w:val="yellow"/>
-          <w:lang w:val="en-PK"/>
-        </w:rPr>
-        <w:t>behavior</w:t>
-      </w:r>
-      <w:proofErr w:type="spellEnd"/>
-      <w:r>
-        <w:rPr>
-          <w:sz w:val="24"/>
-          <w:szCs w:val="28"/>
-          <w:highlight w:val="yellow"/>
-          <w:lang w:val="en-PK"/>
-        </w:rPr>
-        <w:t>="alternate" direction="left"&gt; &lt;</w:t>
-      </w:r>
-      <w:r>
-        <w:rPr>
-          <w:i/>
-          <w:iCs/>
-          <w:sz w:val="24"/>
-          <w:szCs w:val="28"/>
-          <w:highlight w:val="yellow"/>
-          <w:lang w:val="en-PK"/>
-        </w:rPr>
-        <w:t>font</w:t>
-      </w:r>
-      <w:r>
-        <w:rPr>
-          <w:sz w:val="24"/>
-          <w:szCs w:val="28"/>
-          <w:highlight w:val="yellow"/>
-          <w:lang w:val="en-PK"/>
-        </w:rPr>
-        <w:t xml:space="preserve"> </w:t>
-      </w:r>
-      <w:proofErr w:type="spellStart"/>
-      <w:r>
-        <w:rPr>
-          <w:sz w:val="24"/>
-          <w:szCs w:val="28"/>
-          <w:highlight w:val="yellow"/>
-          <w:lang w:val="en-PK"/>
-        </w:rPr>
-        <w:t>color</w:t>
-      </w:r>
-      <w:proofErr w:type="spellEnd"/>
-      <w:r>
-        <w:rPr>
-          <w:sz w:val="24"/>
-          <w:szCs w:val="28"/>
-          <w:highlight w:val="yellow"/>
-          <w:lang w:val="en-PK"/>
-        </w:rPr>
-        <w:t xml:space="preserve">="white"&gt;Welcome To </w:t>
-      </w:r>
-      <w:proofErr w:type="spellStart"/>
-      <w:r>
-        <w:rPr>
-          <w:sz w:val="24"/>
-          <w:szCs w:val="28"/>
-          <w:highlight w:val="yellow"/>
-          <w:lang w:val="en-PK"/>
-        </w:rPr>
-        <w:t>xpert</w:t>
-      </w:r>
-      <w:proofErr w:type="spellEnd"/>
-      <w:r>
-        <w:rPr>
-          <w:sz w:val="24"/>
-          <w:szCs w:val="28"/>
-          <w:highlight w:val="yellow"/>
-          <w:lang w:val="en-PK"/>
-        </w:rPr>
-        <w:t xml:space="preserve"> Interiors Where Quality Meets </w:t>
-      </w:r>
-      <w:proofErr w:type="spellStart"/>
-      <w:r>
-        <w:rPr>
-          <w:sz w:val="24"/>
-          <w:szCs w:val="28"/>
-          <w:highlight w:val="yellow"/>
-          <w:lang w:val="en-PK"/>
-        </w:rPr>
-        <w:t>effieciency</w:t>
-      </w:r>
-      <w:proofErr w:type="spellEnd"/>
-      <w:r>
-        <w:rPr>
-          <w:sz w:val="24"/>
-          <w:szCs w:val="28"/>
-          <w:highlight w:val="yellow"/>
-          <w:lang w:val="en-PK"/>
-        </w:rPr>
-        <w:t>.</w:t>
-      </w:r>
-    </w:p>
-    <w:p>
-      <w:pPr>
-        <w:pStyle w:val="ListParagraph"/>
-        <w:spacing w:after="248"/>
-        <w:ind w:left="345" w:right="35"/>
-        <w:rPr>
-          <w:sz w:val="24"/>
-          <w:szCs w:val="28"/>
-          <w:highlight w:val="yellow"/>
-          <w:lang w:val="en-PK"/>
-        </w:rPr>
-      </w:pPr>
-      <w:r>
-        <w:rPr>
-          <w:sz w:val="24"/>
-          <w:szCs w:val="28"/>
-          <w:highlight w:val="yellow"/>
-          <w:lang w:val="en-PK"/>
-        </w:rPr>
-        <w:t>    &lt;/</w:t>
-      </w:r>
-      <w:r>
-        <w:rPr>
-          <w:i/>
-          <w:iCs/>
-          <w:sz w:val="24"/>
-          <w:szCs w:val="28"/>
-          <w:highlight w:val="yellow"/>
-          <w:lang w:val="en-PK"/>
-        </w:rPr>
-        <w:t>font</w:t>
-      </w:r>
-      <w:r>
-        <w:rPr>
-          <w:sz w:val="24"/>
-          <w:szCs w:val="28"/>
-          <w:highlight w:val="yellow"/>
-          <w:lang w:val="en-PK"/>
-        </w:rPr>
-        <w:t>&gt;&lt;/marquee&gt;</w:t>
-      </w:r>
-    </w:p>
-    <w:p>
-      <w:pPr>
-        <w:pStyle w:val="ListParagraph"/>
-        <w:spacing w:after="248"/>
-        <w:ind w:left="345" w:right="35"/>
-        <w:rPr>
-          <w:sz w:val="24"/>
-          <w:szCs w:val="28"/>
-          <w:highlight w:val="yellow"/>
-          <w:lang w:val="en-PK"/>
-        </w:rPr>
-      </w:pPr>
-      <w:r>
-        <w:rPr>
-          <w:sz w:val="24"/>
-          <w:szCs w:val="28"/>
-          <w:highlight w:val="yellow"/>
-          <w:lang w:val="en-PK"/>
-        </w:rPr>
-        <w:t>   &lt;</w:t>
-      </w:r>
-      <w:proofErr w:type="gramStart"/>
-      <w:r>
-        <w:rPr>
-          <w:sz w:val="24"/>
-          <w:szCs w:val="28"/>
-          <w:highlight w:val="yellow"/>
-          <w:lang w:val="en-PK"/>
-        </w:rPr>
-        <w:t>header</w:t>
-      </w:r>
-      <w:proofErr w:type="gramEnd"/>
-      <w:r>
-        <w:rPr>
-          <w:sz w:val="24"/>
-          <w:szCs w:val="28"/>
-          <w:highlight w:val="yellow"/>
-          <w:lang w:val="en-PK"/>
-        </w:rPr>
-        <w:t xml:space="preserve"> </w:t>
-      </w:r>
-      <w:r>
-        <w:rPr>
-          <w:i/>
-          <w:iCs/>
-          <w:sz w:val="24"/>
-          <w:szCs w:val="28"/>
-          <w:highlight w:val="yellow"/>
-          <w:lang w:val="en-PK"/>
-        </w:rPr>
-        <w:t>align</w:t>
-      </w:r>
-      <w:r>
-        <w:rPr>
-          <w:sz w:val="24"/>
-          <w:szCs w:val="28"/>
-          <w:highlight w:val="yellow"/>
-          <w:lang w:val="en-PK"/>
-        </w:rPr>
-        <w:t>="</w:t>
-      </w:r>
-      <w:proofErr w:type="spellStart"/>
-      <w:r>
-        <w:rPr>
-          <w:sz w:val="24"/>
-          <w:szCs w:val="28"/>
-          <w:highlight w:val="yellow"/>
-          <w:lang w:val="en-PK"/>
-        </w:rPr>
-        <w:t>center</w:t>
-      </w:r>
-      <w:proofErr w:type="spellEnd"/>
-      <w:r>
-        <w:rPr>
-          <w:sz w:val="24"/>
-          <w:szCs w:val="28"/>
-          <w:highlight w:val="yellow"/>
-          <w:lang w:val="en-PK"/>
-        </w:rPr>
-        <w:t>"&gt;&lt;</w:t>
-      </w:r>
-      <w:proofErr w:type="spellStart"/>
-      <w:r>
-        <w:rPr>
-          <w:sz w:val="24"/>
-          <w:szCs w:val="28"/>
-          <w:highlight w:val="yellow"/>
-          <w:lang w:val="en-PK"/>
-        </w:rPr>
-        <w:t>img</w:t>
-      </w:r>
-      <w:proofErr w:type="spellEnd"/>
-      <w:r>
-        <w:rPr>
-          <w:sz w:val="24"/>
-          <w:szCs w:val="28"/>
-          <w:highlight w:val="yellow"/>
-          <w:lang w:val="en-PK"/>
-        </w:rPr>
-        <w:t xml:space="preserve"> </w:t>
-      </w:r>
-      <w:proofErr w:type="spellStart"/>
-      <w:r>
-        <w:rPr>
-          <w:sz w:val="24"/>
-          <w:szCs w:val="28"/>
-          <w:highlight w:val="yellow"/>
-          <w:lang w:val="en-PK"/>
-        </w:rPr>
-        <w:t>src</w:t>
-      </w:r>
-      <w:proofErr w:type="spellEnd"/>
-      <w:r>
-        <w:rPr>
-          <w:sz w:val="24"/>
-          <w:szCs w:val="28"/>
-          <w:highlight w:val="yellow"/>
-          <w:lang w:val="en-PK"/>
-        </w:rPr>
-        <w:t>="Images/</w:t>
-      </w:r>
-      <w:proofErr w:type="spellStart"/>
-      <w:r>
-        <w:rPr>
-          <w:sz w:val="24"/>
-          <w:szCs w:val="28"/>
-          <w:highlight w:val="yellow"/>
-          <w:lang w:val="en-PK"/>
-        </w:rPr>
-        <w:t>xpert</w:t>
-      </w:r>
-      <w:proofErr w:type="spellEnd"/>
-      <w:r>
-        <w:rPr>
-          <w:sz w:val="24"/>
-          <w:szCs w:val="28"/>
-          <w:highlight w:val="yellow"/>
-          <w:lang w:val="en-PK"/>
-        </w:rPr>
-        <w:t xml:space="preserve"> interior/</w:t>
-      </w:r>
-      <w:proofErr w:type="spellStart"/>
-      <w:r>
-        <w:rPr>
-          <w:sz w:val="24"/>
-          <w:szCs w:val="28"/>
-          <w:highlight w:val="yellow"/>
-          <w:lang w:val="en-PK"/>
-        </w:rPr>
-        <w:t>xpert</w:t>
-      </w:r>
-      <w:proofErr w:type="spellEnd"/>
-      <w:r>
-        <w:rPr>
-          <w:sz w:val="24"/>
-          <w:szCs w:val="28"/>
-          <w:highlight w:val="yellow"/>
-          <w:lang w:val="en-PK"/>
-        </w:rPr>
-        <w:t xml:space="preserve"> logo.jpeg" alt="" height="190" width="1500" &gt;&lt;/header&gt;</w:t>
-      </w:r>
-    </w:p>
-    <w:p>
-      <w:pPr>
-        <w:pStyle w:val="ListParagraph"/>
-        <w:spacing w:after="248"/>
-        <w:ind w:left="345" w:right="35"/>
-        <w:rPr>
-          <w:sz w:val="24"/>
-          <w:szCs w:val="28"/>
-          <w:highlight w:val="yellow"/>
-          <w:lang w:val="en-PK"/>
-        </w:rPr>
-      </w:pPr>
-      <w:r>
-        <w:rPr>
-          <w:sz w:val="24"/>
-          <w:szCs w:val="28"/>
-          <w:highlight w:val="yellow"/>
-          <w:lang w:val="en-PK"/>
-        </w:rPr>
-        <w:t>    &lt;p &gt;</w:t>
-      </w:r>
-    </w:p>
-    <w:p>
-      <w:pPr>
-        <w:pStyle w:val="ListParagraph"/>
-        <w:spacing w:after="248"/>
-        <w:ind w:left="345" w:right="35"/>
-        <w:rPr>
-          <w:sz w:val="24"/>
-          <w:szCs w:val="28"/>
-          <w:highlight w:val="yellow"/>
-          <w:lang w:val="en-PK"/>
-        </w:rPr>
-      </w:pPr>
-      <w:r>
-        <w:rPr>
-          <w:sz w:val="24"/>
-          <w:szCs w:val="28"/>
-          <w:highlight w:val="yellow"/>
-          <w:lang w:val="en-PK"/>
-        </w:rPr>
-        <w:t>       &lt;</w:t>
-      </w:r>
-      <w:proofErr w:type="spellStart"/>
-      <w:r>
-        <w:rPr>
-          <w:sz w:val="24"/>
-          <w:szCs w:val="28"/>
-          <w:highlight w:val="yellow"/>
-          <w:lang w:val="en-PK"/>
-        </w:rPr>
-        <w:t>img</w:t>
-      </w:r>
-      <w:proofErr w:type="spellEnd"/>
-      <w:r>
-        <w:rPr>
-          <w:sz w:val="24"/>
-          <w:szCs w:val="28"/>
-          <w:highlight w:val="yellow"/>
-          <w:lang w:val="en-PK"/>
-        </w:rPr>
-        <w:t xml:space="preserve"> </w:t>
-      </w:r>
-      <w:proofErr w:type="spellStart"/>
-      <w:r>
-        <w:rPr>
-          <w:sz w:val="24"/>
-          <w:szCs w:val="28"/>
-          <w:highlight w:val="yellow"/>
-          <w:lang w:val="en-PK"/>
-        </w:rPr>
-        <w:t>src</w:t>
-      </w:r>
-      <w:proofErr w:type="spellEnd"/>
-      <w:r>
-        <w:rPr>
-          <w:sz w:val="24"/>
-          <w:szCs w:val="28"/>
-          <w:highlight w:val="yellow"/>
-          <w:lang w:val="en-PK"/>
-        </w:rPr>
-        <w:t>="Images/buttons/about.jpg" alt="" height="100" width="180"&gt;</w:t>
-      </w:r>
-    </w:p>
-    <w:p>
-      <w:pPr>
-        <w:pStyle w:val="ListParagraph"/>
-        <w:spacing w:after="248"/>
-        <w:ind w:left="345" w:right="35"/>
-        <w:rPr>
-          <w:sz w:val="24"/>
-          <w:szCs w:val="28"/>
-          <w:highlight w:val="yellow"/>
-          <w:lang w:val="en-PK"/>
-        </w:rPr>
-      </w:pPr>
-      <w:r>
-        <w:rPr>
-          <w:sz w:val="24"/>
-          <w:szCs w:val="28"/>
-          <w:highlight w:val="yellow"/>
-          <w:lang w:val="en-PK"/>
-        </w:rPr>
-        <w:t>       &lt;</w:t>
-      </w:r>
-      <w:proofErr w:type="spellStart"/>
-      <w:r>
-        <w:rPr>
-          <w:sz w:val="24"/>
-          <w:szCs w:val="28"/>
-          <w:highlight w:val="yellow"/>
-          <w:lang w:val="en-PK"/>
-        </w:rPr>
-        <w:t>img</w:t>
-      </w:r>
-      <w:proofErr w:type="spellEnd"/>
-      <w:r>
-        <w:rPr>
-          <w:sz w:val="24"/>
-          <w:szCs w:val="28"/>
-          <w:highlight w:val="yellow"/>
-          <w:lang w:val="en-PK"/>
-        </w:rPr>
-        <w:t xml:space="preserve"> </w:t>
-      </w:r>
-      <w:proofErr w:type="spellStart"/>
-      <w:r>
-        <w:rPr>
-          <w:sz w:val="24"/>
-          <w:szCs w:val="28"/>
-          <w:highlight w:val="yellow"/>
-          <w:lang w:val="en-PK"/>
-        </w:rPr>
-        <w:t>src</w:t>
-      </w:r>
-      <w:proofErr w:type="spellEnd"/>
-      <w:r>
-        <w:rPr>
-          <w:sz w:val="24"/>
-          <w:szCs w:val="28"/>
-          <w:highlight w:val="yellow"/>
-          <w:lang w:val="en-PK"/>
-        </w:rPr>
-        <w:t>="Images/buttons/contact.jpg" alt=""height="100" width="180"&gt;</w:t>
-      </w:r>
-    </w:p>
-    <w:p>
-      <w:pPr>
-        <w:pStyle w:val="ListParagraph"/>
-        <w:spacing w:after="248"/>
-        <w:ind w:left="345" w:right="35"/>
-        <w:rPr>
-          <w:sz w:val="24"/>
-          <w:szCs w:val="28"/>
-          <w:highlight w:val="yellow"/>
-          <w:lang w:val="en-PK"/>
-        </w:rPr>
-      </w:pPr>
-      <w:r>
-        <w:rPr>
-          <w:sz w:val="24"/>
-          <w:szCs w:val="28"/>
-          <w:highlight w:val="yellow"/>
-          <w:lang w:val="en-PK"/>
-        </w:rPr>
-        <w:t>       &lt;</w:t>
-      </w:r>
-      <w:proofErr w:type="spellStart"/>
-      <w:r>
-        <w:rPr>
-          <w:sz w:val="24"/>
-          <w:szCs w:val="28"/>
-          <w:highlight w:val="yellow"/>
-          <w:lang w:val="en-PK"/>
-        </w:rPr>
-        <w:t>img</w:t>
-      </w:r>
-      <w:proofErr w:type="spellEnd"/>
-      <w:r>
-        <w:rPr>
-          <w:sz w:val="24"/>
-          <w:szCs w:val="28"/>
-          <w:highlight w:val="yellow"/>
-          <w:lang w:val="en-PK"/>
-        </w:rPr>
-        <w:t xml:space="preserve"> </w:t>
-      </w:r>
-      <w:proofErr w:type="spellStart"/>
-      <w:r>
-        <w:rPr>
-          <w:sz w:val="24"/>
-          <w:szCs w:val="28"/>
-          <w:highlight w:val="yellow"/>
-          <w:lang w:val="en-PK"/>
-        </w:rPr>
-        <w:t>src</w:t>
-      </w:r>
-      <w:proofErr w:type="spellEnd"/>
-      <w:r>
-        <w:rPr>
-          <w:sz w:val="24"/>
-          <w:szCs w:val="28"/>
-          <w:highlight w:val="yellow"/>
-          <w:lang w:val="en-PK"/>
-        </w:rPr>
-        <w:t>="Images/buttons/email.jpg" alt=""height="100" width="180"&gt;</w:t>
-      </w:r>
-    </w:p>
-    <w:p>
-      <w:pPr>
-        <w:pStyle w:val="ListParagraph"/>
-        <w:spacing w:after="248"/>
-        <w:ind w:left="345" w:right="35"/>
-        <w:rPr>
-          <w:sz w:val="24"/>
-          <w:szCs w:val="28"/>
-          <w:highlight w:val="yellow"/>
-          <w:lang w:val="en-PK"/>
-        </w:rPr>
-      </w:pPr>
-      <w:r>
-        <w:rPr>
-          <w:sz w:val="24"/>
-          <w:szCs w:val="28"/>
-          <w:highlight w:val="yellow"/>
-          <w:lang w:val="en-PK"/>
-        </w:rPr>
-        <w:t>       &lt;</w:t>
-      </w:r>
-      <w:proofErr w:type="spellStart"/>
-      <w:r>
-        <w:rPr>
-          <w:sz w:val="24"/>
-          <w:szCs w:val="28"/>
-          <w:highlight w:val="yellow"/>
-          <w:lang w:val="en-PK"/>
-        </w:rPr>
-        <w:t>img</w:t>
-      </w:r>
-      <w:proofErr w:type="spellEnd"/>
-      <w:r>
-        <w:rPr>
-          <w:sz w:val="24"/>
-          <w:szCs w:val="28"/>
-          <w:highlight w:val="yellow"/>
-          <w:lang w:val="en-PK"/>
-        </w:rPr>
-        <w:t xml:space="preserve"> </w:t>
-      </w:r>
-      <w:proofErr w:type="spellStart"/>
-      <w:r>
-        <w:rPr>
-          <w:sz w:val="24"/>
-          <w:szCs w:val="28"/>
-          <w:highlight w:val="yellow"/>
-          <w:lang w:val="en-PK"/>
-        </w:rPr>
-        <w:t>src</w:t>
-      </w:r>
-      <w:proofErr w:type="spellEnd"/>
-      <w:r>
-        <w:rPr>
-          <w:sz w:val="24"/>
-          <w:szCs w:val="28"/>
-          <w:highlight w:val="yellow"/>
-          <w:lang w:val="en-PK"/>
-        </w:rPr>
-        <w:t>="Images/buttons/help.jpg" alt=""height="100" width="180"&gt;</w:t>
-      </w:r>
-    </w:p>
-    <w:p>
-      <w:pPr>
-        <w:pStyle w:val="ListParagraph"/>
-        <w:spacing w:after="248"/>
-        <w:ind w:left="345" w:right="35"/>
-        <w:rPr>
-          <w:sz w:val="24"/>
-          <w:szCs w:val="28"/>
-          <w:highlight w:val="yellow"/>
-          <w:lang w:val="en-PK"/>
-        </w:rPr>
-      </w:pPr>
-      <w:r>
-        <w:rPr>
-          <w:sz w:val="24"/>
-          <w:szCs w:val="28"/>
-          <w:highlight w:val="yellow"/>
-          <w:lang w:val="en-PK"/>
-        </w:rPr>
-        <w:t>       &lt;</w:t>
-      </w:r>
-      <w:proofErr w:type="spellStart"/>
-      <w:r>
-        <w:rPr>
-          <w:sz w:val="24"/>
-          <w:szCs w:val="28"/>
-          <w:highlight w:val="yellow"/>
-          <w:lang w:val="en-PK"/>
-        </w:rPr>
-        <w:t>img</w:t>
-      </w:r>
-      <w:proofErr w:type="spellEnd"/>
-      <w:r>
-        <w:rPr>
-          <w:sz w:val="24"/>
-          <w:szCs w:val="28"/>
-          <w:highlight w:val="yellow"/>
-          <w:lang w:val="en-PK"/>
-        </w:rPr>
-        <w:t xml:space="preserve"> </w:t>
-      </w:r>
-      <w:proofErr w:type="spellStart"/>
-      <w:r>
-        <w:rPr>
-          <w:sz w:val="24"/>
-          <w:szCs w:val="28"/>
-          <w:highlight w:val="yellow"/>
-          <w:lang w:val="en-PK"/>
-        </w:rPr>
-        <w:t>src</w:t>
-      </w:r>
-      <w:proofErr w:type="spellEnd"/>
-      <w:r>
-        <w:rPr>
-          <w:sz w:val="24"/>
-          <w:szCs w:val="28"/>
-          <w:highlight w:val="yellow"/>
-          <w:lang w:val="en-PK"/>
-        </w:rPr>
-        <w:t>="Images/buttons/Services.jpg" alt=""height="100" width="180"&gt;</w:t>
-      </w:r>
-    </w:p>
-    <w:p>
-      <w:pPr>
-        <w:pStyle w:val="ListParagraph"/>
-        <w:spacing w:after="248"/>
-        <w:ind w:left="345" w:right="35"/>
-        <w:rPr>
-          <w:sz w:val="24"/>
-          <w:szCs w:val="28"/>
-          <w:highlight w:val="yellow"/>
-          <w:lang w:val="en-PK"/>
-        </w:rPr>
-      </w:pPr>
-      <w:r>
-        <w:rPr>
-          <w:sz w:val="24"/>
-          <w:szCs w:val="28"/>
-          <w:highlight w:val="yellow"/>
-          <w:lang w:val="en-PK"/>
-        </w:rPr>
-        <w:t>       &lt;</w:t>
-      </w:r>
-      <w:proofErr w:type="spellStart"/>
-      <w:r>
-        <w:rPr>
-          <w:sz w:val="24"/>
-          <w:szCs w:val="28"/>
-          <w:highlight w:val="yellow"/>
-          <w:lang w:val="en-PK"/>
-        </w:rPr>
-        <w:t>img</w:t>
-      </w:r>
-      <w:proofErr w:type="spellEnd"/>
-      <w:r>
-        <w:rPr>
-          <w:sz w:val="24"/>
-          <w:szCs w:val="28"/>
-          <w:highlight w:val="yellow"/>
-          <w:lang w:val="en-PK"/>
-        </w:rPr>
-        <w:t xml:space="preserve"> </w:t>
-      </w:r>
-      <w:proofErr w:type="spellStart"/>
-      <w:r>
-        <w:rPr>
-          <w:sz w:val="24"/>
-          <w:szCs w:val="28"/>
-          <w:highlight w:val="yellow"/>
-          <w:lang w:val="en-PK"/>
-        </w:rPr>
-        <w:t>src</w:t>
-      </w:r>
-      <w:proofErr w:type="spellEnd"/>
-      <w:r>
-        <w:rPr>
-          <w:sz w:val="24"/>
-          <w:szCs w:val="28"/>
-          <w:highlight w:val="yellow"/>
-          <w:lang w:val="en-PK"/>
-        </w:rPr>
-        <w:t>="Images/buttons/site info.jpg" alt=""height="100" width="180"&gt;</w:t>
-      </w:r>
-    </w:p>
-    <w:p>
-      <w:pPr>
-        <w:pStyle w:val="ListParagraph"/>
-        <w:spacing w:after="248"/>
-        <w:ind w:left="345" w:right="35"/>
-        <w:rPr>
-          <w:sz w:val="24"/>
-          <w:szCs w:val="28"/>
-          <w:highlight w:val="yellow"/>
-          <w:lang w:val="en-PK"/>
-        </w:rPr>
-      </w:pPr>
-      <w:r>
-        <w:rPr>
-          <w:sz w:val="24"/>
-          <w:szCs w:val="28"/>
-          <w:highlight w:val="yellow"/>
-          <w:lang w:val="en-PK"/>
-        </w:rPr>
-        <w:t>       &lt;</w:t>
-      </w:r>
-      <w:proofErr w:type="spellStart"/>
-      <w:r>
-        <w:rPr>
-          <w:sz w:val="24"/>
-          <w:szCs w:val="28"/>
-          <w:highlight w:val="yellow"/>
-          <w:lang w:val="en-PK"/>
-        </w:rPr>
-        <w:t>img</w:t>
-      </w:r>
-      <w:proofErr w:type="spellEnd"/>
-      <w:r>
-        <w:rPr>
-          <w:sz w:val="24"/>
-          <w:szCs w:val="28"/>
-          <w:highlight w:val="yellow"/>
-          <w:lang w:val="en-PK"/>
-        </w:rPr>
-        <w:t xml:space="preserve"> </w:t>
-      </w:r>
-      <w:proofErr w:type="spellStart"/>
-      <w:r>
-        <w:rPr>
-          <w:sz w:val="24"/>
-          <w:szCs w:val="28"/>
-          <w:highlight w:val="yellow"/>
-          <w:lang w:val="en-PK"/>
-        </w:rPr>
-        <w:t>src</w:t>
-      </w:r>
-      <w:proofErr w:type="spellEnd"/>
-      <w:r>
-        <w:rPr>
-          <w:sz w:val="24"/>
-          <w:szCs w:val="28"/>
-          <w:highlight w:val="yellow"/>
-          <w:lang w:val="en-PK"/>
-        </w:rPr>
-        <w:t>="Images/buttons/tohers.jpg" alt=""height="100" width="180"&gt;</w:t>
-      </w:r>
-    </w:p>
-    <w:p>
-      <w:pPr>
-        <w:pStyle w:val="ListParagraph"/>
-        <w:spacing w:after="248"/>
-        <w:ind w:left="345" w:right="35"/>
-        <w:rPr>
-          <w:sz w:val="24"/>
-          <w:szCs w:val="28"/>
-          <w:highlight w:val="yellow"/>
-          <w:lang w:val="en-PK"/>
-        </w:rPr>
-      </w:pPr>
-      <w:r>
-        <w:rPr>
-          <w:sz w:val="24"/>
-          <w:szCs w:val="28"/>
-          <w:highlight w:val="yellow"/>
-          <w:lang w:val="en-PK"/>
-        </w:rPr>
-        <w:t>    &lt;/p&gt;</w:t>
-      </w:r>
-    </w:p>
-    <w:p>
-      <w:pPr>
-        <w:pStyle w:val="ListParagraph"/>
-        <w:spacing w:after="248"/>
-        <w:ind w:left="345" w:right="35"/>
-        <w:rPr>
-          <w:sz w:val="24"/>
-          <w:szCs w:val="28"/>
-          <w:highlight w:val="yellow"/>
-          <w:lang w:val="en-PK"/>
-        </w:rPr>
-      </w:pPr>
-      <w:r>
-        <w:rPr>
-          <w:sz w:val="24"/>
-          <w:szCs w:val="28"/>
-          <w:highlight w:val="yellow"/>
-          <w:lang w:val="en-PK"/>
-        </w:rPr>
-        <w:t>    &lt;hr&gt;</w:t>
-      </w:r>
-    </w:p>
-    <w:p>
-      <w:pPr>
-        <w:pStyle w:val="ListParagraph"/>
-        <w:spacing w:after="248"/>
-        <w:ind w:left="345" w:right="35"/>
-        <w:rPr>
-          <w:sz w:val="24"/>
-          <w:szCs w:val="28"/>
-          <w:highlight w:val="yellow"/>
-          <w:lang w:val="en-PK"/>
-        </w:rPr>
-      </w:pPr>
-      <w:r>
-        <w:rPr>
-          <w:sz w:val="24"/>
-          <w:szCs w:val="28"/>
-          <w:highlight w:val="yellow"/>
-          <w:lang w:val="en-PK"/>
-        </w:rPr>
-        <w:t xml:space="preserve">    &lt;marquee </w:t>
-      </w:r>
-      <w:proofErr w:type="spellStart"/>
-      <w:r>
-        <w:rPr>
-          <w:sz w:val="24"/>
-          <w:szCs w:val="28"/>
-          <w:highlight w:val="yellow"/>
-          <w:lang w:val="en-PK"/>
-        </w:rPr>
-        <w:t>behavior</w:t>
-      </w:r>
-      <w:proofErr w:type="spellEnd"/>
-      <w:r>
-        <w:rPr>
-          <w:sz w:val="24"/>
-          <w:szCs w:val="28"/>
-          <w:highlight w:val="yellow"/>
-          <w:lang w:val="en-PK"/>
-        </w:rPr>
-        <w:t>="" direction="right"&gt;</w:t>
-      </w:r>
-    </w:p>
-    <w:p>
-      <w:pPr>
-        <w:pStyle w:val="ListParagraph"/>
-        <w:spacing w:after="248"/>
-        <w:ind w:left="345" w:right="35"/>
-        <w:rPr>
-          <w:sz w:val="24"/>
-          <w:szCs w:val="28"/>
-          <w:highlight w:val="yellow"/>
-          <w:lang w:val="en-PK"/>
-        </w:rPr>
-      </w:pPr>
-      <w:r>
-        <w:rPr>
-          <w:sz w:val="24"/>
-          <w:szCs w:val="28"/>
-          <w:highlight w:val="yellow"/>
-          <w:lang w:val="en-PK"/>
-        </w:rPr>
-        <w:t>    &lt;</w:t>
-      </w:r>
-      <w:proofErr w:type="spellStart"/>
-      <w:r>
-        <w:rPr>
-          <w:sz w:val="24"/>
-          <w:szCs w:val="28"/>
-          <w:highlight w:val="yellow"/>
-          <w:lang w:val="en-PK"/>
-        </w:rPr>
-        <w:t>img</w:t>
-      </w:r>
-      <w:proofErr w:type="spellEnd"/>
-      <w:r>
-        <w:rPr>
-          <w:sz w:val="24"/>
-          <w:szCs w:val="28"/>
-          <w:highlight w:val="yellow"/>
-          <w:lang w:val="en-PK"/>
-        </w:rPr>
-        <w:t xml:space="preserve"> </w:t>
-      </w:r>
-      <w:proofErr w:type="spellStart"/>
-      <w:r>
-        <w:rPr>
-          <w:sz w:val="24"/>
-          <w:szCs w:val="28"/>
-          <w:highlight w:val="yellow"/>
-          <w:lang w:val="en-PK"/>
-        </w:rPr>
-        <w:t>src</w:t>
-      </w:r>
-      <w:proofErr w:type="spellEnd"/>
-      <w:r>
-        <w:rPr>
-          <w:sz w:val="24"/>
-          <w:szCs w:val="28"/>
-          <w:highlight w:val="yellow"/>
-          <w:lang w:val="en-PK"/>
-        </w:rPr>
-        <w:t>="Images/</w:t>
-      </w:r>
-      <w:proofErr w:type="spellStart"/>
-      <w:r>
-        <w:rPr>
-          <w:sz w:val="24"/>
-          <w:szCs w:val="28"/>
-          <w:highlight w:val="yellow"/>
-          <w:lang w:val="en-PK"/>
-        </w:rPr>
-        <w:t>xpert</w:t>
-      </w:r>
-      <w:proofErr w:type="spellEnd"/>
-      <w:r>
-        <w:rPr>
-          <w:sz w:val="24"/>
-          <w:szCs w:val="28"/>
-          <w:highlight w:val="yellow"/>
-          <w:lang w:val="en-PK"/>
-        </w:rPr>
-        <w:t xml:space="preserve"> interior/images (2</w:t>
-      </w:r>
-      <w:proofErr w:type="gramStart"/>
-      <w:r>
-        <w:rPr>
-          <w:sz w:val="24"/>
-          <w:szCs w:val="28"/>
-          <w:highlight w:val="yellow"/>
-          <w:lang w:val="en-PK"/>
-        </w:rPr>
-        <w:t>).</w:t>
-      </w:r>
-      <w:proofErr w:type="spellStart"/>
-      <w:r>
-        <w:rPr>
-          <w:sz w:val="24"/>
-          <w:szCs w:val="28"/>
-          <w:highlight w:val="yellow"/>
-          <w:lang w:val="en-PK"/>
-        </w:rPr>
-        <w:t>jfif</w:t>
-      </w:r>
-      <w:proofErr w:type="spellEnd"/>
-      <w:proofErr w:type="gramEnd"/>
-      <w:r>
-        <w:rPr>
-          <w:sz w:val="24"/>
-          <w:szCs w:val="28"/>
-          <w:highlight w:val="yellow"/>
-          <w:lang w:val="en-PK"/>
-        </w:rPr>
-        <w:t>" alt="" &gt;</w:t>
-      </w:r>
-    </w:p>
-    <w:p>
-      <w:pPr>
-        <w:pStyle w:val="ListParagraph"/>
-        <w:spacing w:after="248"/>
-        <w:ind w:left="345" w:right="35"/>
-        <w:rPr>
-          <w:sz w:val="24"/>
-          <w:szCs w:val="28"/>
-          <w:highlight w:val="yellow"/>
-          <w:lang w:val="en-PK"/>
-        </w:rPr>
-      </w:pPr>
-      <w:r>
-        <w:rPr>
-          <w:sz w:val="24"/>
-          <w:szCs w:val="28"/>
-          <w:highlight w:val="yellow"/>
-          <w:lang w:val="en-PK"/>
-        </w:rPr>
-        <w:t>    &lt;</w:t>
-      </w:r>
-      <w:proofErr w:type="spellStart"/>
-      <w:r>
-        <w:rPr>
-          <w:sz w:val="24"/>
-          <w:szCs w:val="28"/>
-          <w:highlight w:val="yellow"/>
-          <w:lang w:val="en-PK"/>
-        </w:rPr>
-        <w:t>img</w:t>
-      </w:r>
-      <w:proofErr w:type="spellEnd"/>
-      <w:r>
-        <w:rPr>
-          <w:sz w:val="24"/>
-          <w:szCs w:val="28"/>
-          <w:highlight w:val="yellow"/>
-          <w:lang w:val="en-PK"/>
-        </w:rPr>
-        <w:t xml:space="preserve"> </w:t>
-      </w:r>
-      <w:proofErr w:type="spellStart"/>
-      <w:r>
-        <w:rPr>
-          <w:sz w:val="24"/>
-          <w:szCs w:val="28"/>
-          <w:highlight w:val="yellow"/>
-          <w:lang w:val="en-PK"/>
-        </w:rPr>
-        <w:t>src</w:t>
-      </w:r>
-      <w:proofErr w:type="spellEnd"/>
-      <w:r>
-        <w:rPr>
-          <w:sz w:val="24"/>
-          <w:szCs w:val="28"/>
-          <w:highlight w:val="yellow"/>
-          <w:lang w:val="en-PK"/>
-        </w:rPr>
-        <w:t>="Images/</w:t>
-      </w:r>
-      <w:proofErr w:type="spellStart"/>
-      <w:r>
-        <w:rPr>
-          <w:sz w:val="24"/>
-          <w:szCs w:val="28"/>
-          <w:highlight w:val="yellow"/>
-          <w:lang w:val="en-PK"/>
-        </w:rPr>
-        <w:t>xpert</w:t>
-      </w:r>
-      <w:proofErr w:type="spellEnd"/>
-      <w:r>
-        <w:rPr>
-          <w:sz w:val="24"/>
-          <w:szCs w:val="28"/>
-          <w:highlight w:val="yellow"/>
-          <w:lang w:val="en-PK"/>
-        </w:rPr>
-        <w:t xml:space="preserve"> interior/images (3</w:t>
-      </w:r>
-      <w:proofErr w:type="gramStart"/>
-      <w:r>
-        <w:rPr>
-          <w:sz w:val="24"/>
-          <w:szCs w:val="28"/>
-          <w:highlight w:val="yellow"/>
-          <w:lang w:val="en-PK"/>
-        </w:rPr>
-        <w:t>).</w:t>
-      </w:r>
-      <w:proofErr w:type="spellStart"/>
-      <w:r>
-        <w:rPr>
-          <w:sz w:val="24"/>
-          <w:szCs w:val="28"/>
-          <w:highlight w:val="yellow"/>
-          <w:lang w:val="en-PK"/>
-        </w:rPr>
-        <w:t>jfif</w:t>
-      </w:r>
-      <w:proofErr w:type="spellEnd"/>
-      <w:proofErr w:type="gramEnd"/>
-      <w:r>
-        <w:rPr>
-          <w:sz w:val="24"/>
-          <w:szCs w:val="28"/>
-          <w:highlight w:val="yellow"/>
-          <w:lang w:val="en-PK"/>
-        </w:rPr>
-        <w:t>" alt=""&gt;</w:t>
-      </w:r>
-    </w:p>
-    <w:p>
-      <w:pPr>
-        <w:pStyle w:val="ListParagraph"/>
-        <w:spacing w:after="248"/>
-        <w:ind w:left="345" w:right="35"/>
-        <w:rPr>
-          <w:sz w:val="24"/>
-          <w:szCs w:val="28"/>
-          <w:highlight w:val="yellow"/>
-          <w:lang w:val="en-PK"/>
-        </w:rPr>
-      </w:pPr>
-      <w:r>
-        <w:rPr>
-          <w:sz w:val="24"/>
-          <w:szCs w:val="28"/>
-          <w:highlight w:val="yellow"/>
-          <w:lang w:val="en-PK"/>
-        </w:rPr>
-        <w:t>    &lt;</w:t>
-      </w:r>
-      <w:proofErr w:type="spellStart"/>
-      <w:r>
-        <w:rPr>
-          <w:sz w:val="24"/>
-          <w:szCs w:val="28"/>
-          <w:highlight w:val="yellow"/>
-          <w:lang w:val="en-PK"/>
-        </w:rPr>
-        <w:t>img</w:t>
-      </w:r>
-      <w:proofErr w:type="spellEnd"/>
-      <w:r>
-        <w:rPr>
-          <w:sz w:val="24"/>
-          <w:szCs w:val="28"/>
-          <w:highlight w:val="yellow"/>
-          <w:lang w:val="en-PK"/>
-        </w:rPr>
-        <w:t xml:space="preserve"> </w:t>
-      </w:r>
-      <w:proofErr w:type="spellStart"/>
-      <w:r>
-        <w:rPr>
-          <w:sz w:val="24"/>
-          <w:szCs w:val="28"/>
-          <w:highlight w:val="yellow"/>
-          <w:lang w:val="en-PK"/>
-        </w:rPr>
-        <w:t>src</w:t>
-      </w:r>
-      <w:proofErr w:type="spellEnd"/>
-      <w:r>
-        <w:rPr>
-          <w:sz w:val="24"/>
-          <w:szCs w:val="28"/>
-          <w:highlight w:val="yellow"/>
-          <w:lang w:val="en-PK"/>
-        </w:rPr>
-        <w:t>="Images/</w:t>
-      </w:r>
-      <w:proofErr w:type="spellStart"/>
-      <w:r>
-        <w:rPr>
-          <w:sz w:val="24"/>
-          <w:szCs w:val="28"/>
-          <w:highlight w:val="yellow"/>
-          <w:lang w:val="en-PK"/>
-        </w:rPr>
-        <w:t>xpert</w:t>
-      </w:r>
-      <w:proofErr w:type="spellEnd"/>
-      <w:r>
-        <w:rPr>
-          <w:sz w:val="24"/>
-          <w:szCs w:val="28"/>
-          <w:highlight w:val="yellow"/>
-          <w:lang w:val="en-PK"/>
-        </w:rPr>
-        <w:t xml:space="preserve"> interior/images (1</w:t>
-      </w:r>
-      <w:proofErr w:type="gramStart"/>
-      <w:r>
-        <w:rPr>
-          <w:sz w:val="24"/>
-          <w:szCs w:val="28"/>
-          <w:highlight w:val="yellow"/>
-          <w:lang w:val="en-PK"/>
-        </w:rPr>
-        <w:t>).</w:t>
-      </w:r>
-      <w:proofErr w:type="spellStart"/>
-      <w:r>
-        <w:rPr>
-          <w:sz w:val="24"/>
-          <w:szCs w:val="28"/>
-          <w:highlight w:val="yellow"/>
-          <w:lang w:val="en-PK"/>
-        </w:rPr>
-        <w:t>jfif</w:t>
-      </w:r>
-      <w:proofErr w:type="spellEnd"/>
-      <w:proofErr w:type="gramEnd"/>
-      <w:r>
-        <w:rPr>
-          <w:sz w:val="24"/>
-          <w:szCs w:val="28"/>
-          <w:highlight w:val="yellow"/>
-          <w:lang w:val="en-PK"/>
-        </w:rPr>
-        <w:t>" alt=""&gt;</w:t>
-      </w:r>
-    </w:p>
-    <w:p>
-      <w:pPr>
-        <w:pStyle w:val="ListParagraph"/>
-        <w:spacing w:after="248"/>
-        <w:ind w:left="345" w:right="35"/>
-        <w:rPr>
-          <w:sz w:val="24"/>
-          <w:szCs w:val="28"/>
-          <w:highlight w:val="yellow"/>
-          <w:lang w:val="en-PK"/>
-        </w:rPr>
-      </w:pPr>
-      <w:r>
-        <w:rPr>
-          <w:sz w:val="24"/>
-          <w:szCs w:val="28"/>
-          <w:highlight w:val="yellow"/>
-          <w:lang w:val="en-PK"/>
-        </w:rPr>
-        <w:t>    &lt;</w:t>
-      </w:r>
-      <w:proofErr w:type="spellStart"/>
-      <w:r>
-        <w:rPr>
-          <w:sz w:val="24"/>
-          <w:szCs w:val="28"/>
-          <w:highlight w:val="yellow"/>
-          <w:lang w:val="en-PK"/>
-        </w:rPr>
-        <w:t>img</w:t>
-      </w:r>
-      <w:proofErr w:type="spellEnd"/>
-      <w:r>
-        <w:rPr>
-          <w:sz w:val="24"/>
-          <w:szCs w:val="28"/>
-          <w:highlight w:val="yellow"/>
-          <w:lang w:val="en-PK"/>
-        </w:rPr>
-        <w:t xml:space="preserve"> </w:t>
-      </w:r>
-      <w:proofErr w:type="spellStart"/>
-      <w:r>
-        <w:rPr>
-          <w:sz w:val="24"/>
-          <w:szCs w:val="28"/>
-          <w:highlight w:val="yellow"/>
-          <w:lang w:val="en-PK"/>
-        </w:rPr>
-        <w:t>src</w:t>
-      </w:r>
-      <w:proofErr w:type="spellEnd"/>
-      <w:r>
-        <w:rPr>
-          <w:sz w:val="24"/>
-          <w:szCs w:val="28"/>
-          <w:highlight w:val="yellow"/>
-          <w:lang w:val="en-PK"/>
-        </w:rPr>
-        <w:t>="Images/</w:t>
-      </w:r>
-      <w:proofErr w:type="spellStart"/>
-      <w:r>
-        <w:rPr>
-          <w:sz w:val="24"/>
-          <w:szCs w:val="28"/>
-          <w:highlight w:val="yellow"/>
-          <w:lang w:val="en-PK"/>
-        </w:rPr>
-        <w:t>xpert</w:t>
-      </w:r>
-      <w:proofErr w:type="spellEnd"/>
-      <w:r>
-        <w:rPr>
-          <w:sz w:val="24"/>
-          <w:szCs w:val="28"/>
-          <w:highlight w:val="yellow"/>
-          <w:lang w:val="en-PK"/>
-        </w:rPr>
-        <w:t xml:space="preserve"> interior/images (4</w:t>
-      </w:r>
-      <w:proofErr w:type="gramStart"/>
-      <w:r>
-        <w:rPr>
-          <w:sz w:val="24"/>
-          <w:szCs w:val="28"/>
-          <w:highlight w:val="yellow"/>
-          <w:lang w:val="en-PK"/>
-        </w:rPr>
-        <w:t>).</w:t>
-      </w:r>
-      <w:proofErr w:type="spellStart"/>
-      <w:r>
-        <w:rPr>
-          <w:sz w:val="24"/>
-          <w:szCs w:val="28"/>
-          <w:highlight w:val="yellow"/>
-          <w:lang w:val="en-PK"/>
-        </w:rPr>
-        <w:t>jfif</w:t>
-      </w:r>
-      <w:proofErr w:type="spellEnd"/>
-      <w:proofErr w:type="gramEnd"/>
-      <w:r>
-        <w:rPr>
-          <w:sz w:val="24"/>
-          <w:szCs w:val="28"/>
-          <w:highlight w:val="yellow"/>
-          <w:lang w:val="en-PK"/>
-        </w:rPr>
-        <w:t>" alt=""&gt;</w:t>
-      </w:r>
-    </w:p>
-    <w:p>
-      <w:pPr>
-        <w:pStyle w:val="ListParagraph"/>
-        <w:spacing w:after="248"/>
-        <w:ind w:left="345" w:right="35"/>
-        <w:rPr>
-          <w:sz w:val="24"/>
-          <w:szCs w:val="28"/>
-          <w:highlight w:val="yellow"/>
-          <w:lang w:val="en-PK"/>
-        </w:rPr>
-      </w:pPr>
-      <w:r>
-        <w:rPr>
-          <w:sz w:val="24"/>
-          <w:szCs w:val="28"/>
-          <w:highlight w:val="yellow"/>
-          <w:lang w:val="en-PK"/>
-        </w:rPr>
-        <w:t>    &lt;/marquee&gt;</w:t>
-      </w:r>
-    </w:p>
-    <w:p>
-      <w:pPr>
-        <w:pStyle w:val="ListParagraph"/>
-        <w:spacing w:after="248"/>
-        <w:ind w:left="345" w:right="35"/>
-        <w:rPr>
-          <w:sz w:val="24"/>
-          <w:szCs w:val="28"/>
-          <w:highlight w:val="yellow"/>
-          <w:lang w:val="en-PK"/>
-        </w:rPr>
-      </w:pPr>
-      <w:r>
-        <w:rPr>
-          <w:sz w:val="24"/>
-          <w:szCs w:val="28"/>
-          <w:highlight w:val="yellow"/>
-          <w:lang w:val="en-PK"/>
-        </w:rPr>
-        <w:t>    &lt;h</w:t>
-      </w:r>
-      <w:proofErr w:type="gramStart"/>
-      <w:r>
-        <w:rPr>
-          <w:sz w:val="24"/>
-          <w:szCs w:val="28"/>
-          <w:highlight w:val="yellow"/>
-          <w:lang w:val="en-PK"/>
-        </w:rPr>
-        <w:t>3  &gt;</w:t>
-      </w:r>
-      <w:proofErr w:type="gramEnd"/>
-    </w:p>
-    <w:p>
-      <w:pPr>
-        <w:pStyle w:val="ListParagraph"/>
-        <w:spacing w:after="248"/>
-        <w:ind w:left="345" w:right="35"/>
-        <w:rPr>
-          <w:sz w:val="24"/>
-          <w:szCs w:val="28"/>
-          <w:highlight w:val="yellow"/>
-          <w:lang w:val="en-PK"/>
-        </w:rPr>
-      </w:pPr>
-      <w:r>
-        <w:rPr>
-          <w:sz w:val="24"/>
-          <w:szCs w:val="28"/>
-          <w:highlight w:val="yellow"/>
-          <w:lang w:val="en-PK"/>
-        </w:rPr>
-        <w:t>        Servies By Interior Designers</w:t>
-      </w:r>
-    </w:p>
-    <w:p>
-      <w:pPr>
-        <w:pStyle w:val="ListParagraph"/>
-        <w:spacing w:after="248"/>
-        <w:ind w:left="345" w:right="35"/>
-        <w:rPr>
-          <w:sz w:val="24"/>
-          <w:szCs w:val="28"/>
-          <w:highlight w:val="yellow"/>
-          <w:lang w:val="en-PK"/>
-        </w:rPr>
-      </w:pPr>
-      <w:r>
-        <w:rPr>
-          <w:sz w:val="24"/>
-          <w:szCs w:val="28"/>
-          <w:highlight w:val="yellow"/>
-          <w:lang w:val="en-PK"/>
-        </w:rPr>
-        <w:t>    &lt;p&gt;</w:t>
-      </w:r>
-    </w:p>
-    <w:p>
-      <w:pPr>
-        <w:pStyle w:val="ListParagraph"/>
-        <w:spacing w:after="248"/>
-        <w:ind w:left="345" w:right="35"/>
-        <w:rPr>
-          <w:sz w:val="24"/>
-          <w:szCs w:val="28"/>
-          <w:highlight w:val="yellow"/>
-          <w:lang w:val="en-PK"/>
-        </w:rPr>
-      </w:pPr>
-      <w:r>
-        <w:rPr>
-          <w:sz w:val="24"/>
-          <w:szCs w:val="28"/>
-          <w:highlight w:val="yellow"/>
-          <w:lang w:val="en-PK"/>
-        </w:rPr>
-        <w:t>        &lt;</w:t>
-      </w:r>
-      <w:r>
-        <w:rPr>
-          <w:i/>
-          <w:iCs/>
-          <w:sz w:val="24"/>
-          <w:szCs w:val="28"/>
-          <w:highlight w:val="yellow"/>
-          <w:lang w:val="en-PK"/>
-        </w:rPr>
-        <w:t>font</w:t>
-      </w:r>
-      <w:r>
-        <w:rPr>
-          <w:sz w:val="24"/>
-          <w:szCs w:val="28"/>
-          <w:highlight w:val="yellow"/>
-          <w:lang w:val="en-PK"/>
-        </w:rPr>
-        <w:t xml:space="preserve"> </w:t>
-      </w:r>
-      <w:proofErr w:type="spellStart"/>
-      <w:r>
-        <w:rPr>
-          <w:sz w:val="24"/>
-          <w:szCs w:val="28"/>
-          <w:highlight w:val="yellow"/>
-          <w:lang w:val="en-PK"/>
-        </w:rPr>
-        <w:t>color</w:t>
-      </w:r>
-      <w:proofErr w:type="spellEnd"/>
-      <w:r>
-        <w:rPr>
-          <w:sz w:val="24"/>
-          <w:szCs w:val="28"/>
-          <w:highlight w:val="yellow"/>
-          <w:lang w:val="en-PK"/>
-        </w:rPr>
-        <w:t>="black"&gt;&lt;span style="background-</w:t>
-      </w:r>
-      <w:proofErr w:type="spellStart"/>
-      <w:r>
-        <w:rPr>
-          <w:sz w:val="24"/>
-          <w:szCs w:val="28"/>
-          <w:highlight w:val="yellow"/>
-          <w:lang w:val="en-PK"/>
-        </w:rPr>
-        <w:t>color</w:t>
-      </w:r>
-      <w:proofErr w:type="spellEnd"/>
-      <w:r>
-        <w:rPr>
-          <w:sz w:val="24"/>
-          <w:szCs w:val="28"/>
-          <w:highlight w:val="yellow"/>
-          <w:lang w:val="en-PK"/>
-        </w:rPr>
-        <w:t>: blue;"&gt;</w:t>
-      </w:r>
-    </w:p>
-    <w:p>
-      <w:pPr>
-        <w:pStyle w:val="ListParagraph"/>
-        <w:spacing w:after="248"/>
-        <w:ind w:left="345" w:right="35"/>
-        <w:rPr>
-          <w:sz w:val="24"/>
-          <w:szCs w:val="28"/>
-          <w:highlight w:val="yellow"/>
-          <w:lang w:val="en-PK"/>
-        </w:rPr>
-      </w:pPr>
-      <w:r>
-        <w:rPr>
-          <w:sz w:val="24"/>
-          <w:szCs w:val="28"/>
-          <w:highlight w:val="yellow"/>
-          <w:lang w:val="en-PK"/>
-        </w:rPr>
-        <w:t>        Core Design &amp; Planning Services</w:t>
-      </w:r>
-    </w:p>
-    <w:p>
-      <w:pPr>
-        <w:pStyle w:val="ListParagraph"/>
-        <w:spacing w:after="248"/>
-        <w:ind w:left="345" w:right="35"/>
-        <w:rPr>
-          <w:sz w:val="24"/>
-          <w:szCs w:val="28"/>
-          <w:highlight w:val="yellow"/>
-          <w:lang w:val="en-PK"/>
-        </w:rPr>
-      </w:pPr>
-      <w:r>
-        <w:rPr>
-          <w:sz w:val="24"/>
-          <w:szCs w:val="28"/>
-          <w:highlight w:val="yellow"/>
-          <w:lang w:val="en-PK"/>
-        </w:rPr>
-        <w:t>• Space Planning: Creating functional floor plans, furniture layouts, and traffic flow analysis.</w:t>
-      </w:r>
-    </w:p>
-    <w:p>
-      <w:pPr>
-        <w:pStyle w:val="ListParagraph"/>
-        <w:spacing w:after="248"/>
-        <w:ind w:left="345" w:right="35"/>
-        <w:rPr>
-          <w:sz w:val="24"/>
-          <w:szCs w:val="28"/>
-          <w:lang w:val="en-PK"/>
-        </w:rPr>
-      </w:pPr>
-      <w:r>
-        <w:rPr>
-          <w:sz w:val="24"/>
-          <w:szCs w:val="28"/>
-          <w:highlight w:val="yellow"/>
-          <w:lang w:val="en-PK"/>
-        </w:rPr>
-        <w:t xml:space="preserve">• Concept &amp; 3D Visualization: Developing mood boards, </w:t>
-      </w:r>
-      <w:proofErr w:type="spellStart"/>
-      <w:r>
-        <w:rPr>
-          <w:sz w:val="24"/>
-          <w:szCs w:val="28"/>
-          <w:highlight w:val="yellow"/>
-          <w:lang w:val="en-PK"/>
-        </w:rPr>
-        <w:t>color</w:t>
-      </w:r>
-      <w:proofErr w:type="spellEnd"/>
-      <w:r>
-        <w:rPr>
-          <w:sz w:val="24"/>
-          <w:szCs w:val="28"/>
-          <w:highlight w:val="yellow"/>
-          <w:lang w:val="en-PK"/>
-        </w:rPr>
-        <w:t xml:space="preserve"> schemes, and realistic 3D renderings of the final look.</w:t>
-      </w:r>
-    </w:p>
-    <w:p>
-      <w:pPr>
-        <w:pStyle w:val="ListParagraph"/>
-        <w:spacing w:after="248"/>
-        <w:ind w:left="345" w:right="35"/>
-        <w:rPr>
-          <w:sz w:val="24"/>
-          <w:szCs w:val="28"/>
-          <w:highlight w:val="yellow"/>
-          <w:lang w:val="en-PK"/>
-        </w:rPr>
-      </w:pPr>
-      <w:r>
-        <w:rPr>
-          <w:sz w:val="24"/>
-          <w:szCs w:val="28"/>
-          <w:highlight w:val="yellow"/>
-          <w:lang w:val="en-PK"/>
-        </w:rPr>
-        <w:lastRenderedPageBreak/>
-        <w:t>• Architectural Coordination: Reviewing building codes, lighting plans, false ceilings, and structural adjustments.</w:t>
-      </w:r>
-    </w:p>
-    <w:p>
-      <w:pPr>
-        <w:pStyle w:val="ListParagraph"/>
-        <w:spacing w:after="248"/>
-        <w:ind w:left="345" w:right="35"/>
-        <w:rPr>
-          <w:sz w:val="24"/>
-          <w:szCs w:val="28"/>
-          <w:highlight w:val="yellow"/>
-          <w:lang w:val="en-PK"/>
-        </w:rPr>
-      </w:pPr>
-      <w:r>
-        <w:rPr>
-          <w:sz w:val="24"/>
-          <w:szCs w:val="28"/>
-          <w:highlight w:val="yellow"/>
-          <w:lang w:val="en-PK"/>
-        </w:rPr>
-        <w:t>Material &amp; Furnishing Selection</w:t>
-      </w:r>
-    </w:p>
-    <w:p>
-      <w:pPr>
-        <w:pStyle w:val="ListParagraph"/>
-        <w:spacing w:after="248"/>
-        <w:ind w:left="345" w:right="35"/>
-        <w:rPr>
-          <w:sz w:val="24"/>
-          <w:szCs w:val="28"/>
-          <w:highlight w:val="yellow"/>
-          <w:lang w:val="en-PK"/>
-        </w:rPr>
-      </w:pPr>
-      <w:r>
-        <w:rPr>
-          <w:sz w:val="24"/>
-          <w:szCs w:val="28"/>
-          <w:highlight w:val="yellow"/>
-          <w:lang w:val="en-PK"/>
-        </w:rPr>
-        <w:t>• Finish &amp; Surface Selection: Choosing wall treatments (paints, customized wallpapers, wall panels) and flooring (wood, vinyl, tile, marble).</w:t>
-      </w:r>
-    </w:p>
-    <w:p>
-      <w:pPr>
-        <w:pStyle w:val="ListParagraph"/>
-        <w:spacing w:after="248"/>
-        <w:ind w:left="345" w:right="35"/>
-        <w:rPr>
-          <w:sz w:val="24"/>
-          <w:szCs w:val="28"/>
-          <w:highlight w:val="yellow"/>
-          <w:lang w:val="en-PK"/>
-        </w:rPr>
-      </w:pPr>
-      <w:r>
-        <w:rPr>
-          <w:sz w:val="24"/>
-          <w:szCs w:val="28"/>
-          <w:highlight w:val="yellow"/>
-          <w:lang w:val="en-PK"/>
-        </w:rPr>
-        <w:t>• Custom Furniture &amp; Joinery: Designing and crafting bespoke built-in furniture, cabinets, and luxury woodwork.</w:t>
-      </w:r>
-    </w:p>
-    <w:p>
-      <w:pPr>
-        <w:pStyle w:val="ListParagraph"/>
-        <w:spacing w:after="248"/>
-        <w:ind w:left="345" w:right="35"/>
-        <w:rPr>
-          <w:sz w:val="24"/>
-          <w:szCs w:val="28"/>
-          <w:highlight w:val="yellow"/>
-          <w:lang w:val="en-PK"/>
-        </w:rPr>
-      </w:pPr>
-      <w:r>
-        <w:rPr>
-          <w:sz w:val="24"/>
-          <w:szCs w:val="28"/>
-          <w:highlight w:val="yellow"/>
-          <w:lang w:val="en-PK"/>
-        </w:rPr>
-        <w:t>• Soft Furnishings &amp; Decor: Selecting window blinds, drapery, bedding, rugs, and lighting fixtures.</w:t>
-      </w:r>
-    </w:p>
-    <w:p>
-      <w:pPr>
-        <w:pStyle w:val="ListParagraph"/>
-        <w:spacing w:after="248"/>
-        <w:ind w:left="345" w:right="35"/>
-        <w:rPr>
-          <w:sz w:val="24"/>
-          <w:szCs w:val="28"/>
-          <w:highlight w:val="yellow"/>
-          <w:lang w:val="en-PK"/>
-        </w:rPr>
-      </w:pPr>
-      <w:r>
-        <w:rPr>
-          <w:sz w:val="24"/>
-          <w:szCs w:val="28"/>
-          <w:highlight w:val="yellow"/>
-          <w:lang w:val="en-PK"/>
-        </w:rPr>
-        <w:t>• Art &amp; Accessory Curation: Procuring and placing artwork, mirrors, and decorative accents.</w:t>
-      </w:r>
-    </w:p>
-    <w:p>
-      <w:pPr>
-        <w:pStyle w:val="ListParagraph"/>
-        <w:spacing w:after="248"/>
-        <w:ind w:left="345" w:right="35"/>
-        <w:rPr>
-          <w:sz w:val="24"/>
-          <w:szCs w:val="28"/>
-          <w:highlight w:val="yellow"/>
-          <w:lang w:val="en-PK"/>
-        </w:rPr>
-      </w:pPr>
-      <w:r>
-        <w:rPr>
-          <w:sz w:val="24"/>
-          <w:szCs w:val="28"/>
-          <w:highlight w:val="yellow"/>
-          <w:lang w:val="en-PK"/>
-        </w:rPr>
-        <w:t>&lt;/span&gt;</w:t>
-      </w:r>
-    </w:p>
-    <w:p>
-      <w:pPr>
-        <w:pStyle w:val="ListParagraph"/>
-        <w:spacing w:after="248"/>
-        <w:ind w:left="345" w:right="35"/>
-        <w:rPr>
-          <w:sz w:val="24"/>
-          <w:szCs w:val="28"/>
-          <w:highlight w:val="yellow"/>
-          <w:lang w:val="en-PK"/>
-        </w:rPr>
-      </w:pPr>
-      <w:r>
-        <w:rPr>
-          <w:sz w:val="24"/>
-          <w:szCs w:val="28"/>
-          <w:highlight w:val="yellow"/>
-          <w:lang w:val="en-PK"/>
-        </w:rPr>
-        <w:t>&lt;/</w:t>
-      </w:r>
-      <w:r>
-        <w:rPr>
-          <w:i/>
-          <w:iCs/>
-          <w:sz w:val="24"/>
-          <w:szCs w:val="28"/>
-          <w:highlight w:val="yellow"/>
-          <w:lang w:val="en-PK"/>
-        </w:rPr>
-        <w:t>font</w:t>
-      </w:r>
-      <w:r>
-        <w:rPr>
-          <w:sz w:val="24"/>
-          <w:szCs w:val="28"/>
-          <w:highlight w:val="yellow"/>
-          <w:lang w:val="en-PK"/>
-        </w:rPr>
-        <w:t>&gt;</w:t>
-      </w:r>
-    </w:p>
-    <w:p>
-      <w:pPr>
-        <w:pStyle w:val="ListParagraph"/>
-        <w:spacing w:after="248"/>
-        <w:ind w:left="345" w:right="35"/>
-        <w:rPr>
-          <w:sz w:val="24"/>
-          <w:szCs w:val="28"/>
-          <w:highlight w:val="yellow"/>
-          <w:lang w:val="en-PK"/>
-        </w:rPr>
-      </w:pPr>
-      <w:r>
-        <w:rPr>
-          <w:sz w:val="24"/>
-          <w:szCs w:val="28"/>
-          <w:highlight w:val="yellow"/>
-          <w:lang w:val="en-PK"/>
-        </w:rPr>
-        <w:t>    &lt;/p&gt;</w:t>
-      </w:r>
-    </w:p>
-    <w:p>
-      <w:pPr>
-        <w:pStyle w:val="ListParagraph"/>
-        <w:spacing w:after="248"/>
-        <w:ind w:left="345" w:right="35"/>
-        <w:rPr>
-          <w:sz w:val="24"/>
-          <w:szCs w:val="28"/>
-          <w:highlight w:val="yellow"/>
-          <w:lang w:val="en-PK"/>
-        </w:rPr>
-      </w:pPr>
-      <w:r>
-        <w:rPr>
-          <w:sz w:val="24"/>
-          <w:szCs w:val="28"/>
-          <w:highlight w:val="yellow"/>
-          <w:lang w:val="en-PK"/>
-        </w:rPr>
-        <w:t>    &lt;/h3&gt;</w:t>
-      </w:r>
-    </w:p>
-    <w:p>
-      <w:pPr>
-        <w:pStyle w:val="ListParagraph"/>
-        <w:spacing w:after="248"/>
-        <w:ind w:left="345" w:right="35"/>
-        <w:rPr>
-          <w:sz w:val="24"/>
-          <w:szCs w:val="28"/>
-          <w:highlight w:val="yellow"/>
-          <w:lang w:val="en-PK"/>
-        </w:rPr>
-      </w:pPr>
-      <w:r>
-        <w:rPr>
-          <w:sz w:val="24"/>
-          <w:szCs w:val="28"/>
-          <w:highlight w:val="yellow"/>
-          <w:lang w:val="en-PK"/>
-        </w:rPr>
-        <w:t>    &lt;h3 &gt;</w:t>
-      </w:r>
-    </w:p>
-    <w:p>
-      <w:pPr>
-        <w:pStyle w:val="ListParagraph"/>
-        <w:spacing w:after="248"/>
-        <w:ind w:left="345" w:right="35"/>
-        <w:rPr>
-          <w:sz w:val="24"/>
-          <w:szCs w:val="28"/>
-          <w:highlight w:val="yellow"/>
-          <w:lang w:val="en-PK"/>
-        </w:rPr>
-      </w:pPr>
-      <w:r>
-        <w:rPr>
-          <w:sz w:val="24"/>
-          <w:szCs w:val="28"/>
-          <w:highlight w:val="yellow"/>
-          <w:lang w:val="en-PK"/>
-        </w:rPr>
-        <w:t>        site Infor for Interior Designers</w:t>
-      </w:r>
-    </w:p>
-    <w:p>
-      <w:pPr>
-        <w:pStyle w:val="ListParagraph"/>
-        <w:spacing w:after="248"/>
-        <w:ind w:left="345" w:right="35"/>
-        <w:rPr>
-          <w:sz w:val="24"/>
-          <w:szCs w:val="28"/>
-          <w:highlight w:val="yellow"/>
-          <w:lang w:val="en-PK"/>
-        </w:rPr>
-      </w:pPr>
-      <w:r>
-        <w:rPr>
-          <w:sz w:val="24"/>
-          <w:szCs w:val="28"/>
-          <w:highlight w:val="yellow"/>
-          <w:lang w:val="en-PK"/>
-        </w:rPr>
-        <w:t>    &lt;p&gt;&lt;span style="background-</w:t>
-      </w:r>
-      <w:proofErr w:type="spellStart"/>
-      <w:r>
-        <w:rPr>
-          <w:sz w:val="24"/>
-          <w:szCs w:val="28"/>
-          <w:highlight w:val="yellow"/>
-          <w:lang w:val="en-PK"/>
-        </w:rPr>
-        <w:t>color</w:t>
-      </w:r>
-      <w:proofErr w:type="spellEnd"/>
-      <w:r>
-        <w:rPr>
-          <w:sz w:val="24"/>
-          <w:szCs w:val="28"/>
-          <w:highlight w:val="yellow"/>
-          <w:lang w:val="en-PK"/>
-        </w:rPr>
-        <w:t>: aqua;"&gt;</w:t>
-      </w:r>
-    </w:p>
-    <w:p>
-      <w:pPr>
-        <w:pStyle w:val="ListParagraph"/>
-        <w:spacing w:after="248"/>
-        <w:ind w:left="345" w:right="35"/>
-        <w:rPr>
-          <w:sz w:val="24"/>
-          <w:szCs w:val="28"/>
-          <w:highlight w:val="yellow"/>
-          <w:lang w:val="en-PK"/>
-        </w:rPr>
-      </w:pPr>
-      <w:r>
-        <w:rPr>
-          <w:sz w:val="24"/>
-          <w:szCs w:val="28"/>
-          <w:highlight w:val="yellow"/>
-          <w:lang w:val="en-PK"/>
-        </w:rPr>
-        <w:t>        Industry Publications &amp; Magazines</w:t>
-      </w:r>
-    </w:p>
-    <w:p>
-      <w:pPr>
-        <w:pStyle w:val="ListParagraph"/>
-        <w:spacing w:after="248"/>
-        <w:ind w:left="345" w:right="35"/>
-        <w:rPr>
-          <w:sz w:val="24"/>
-          <w:szCs w:val="28"/>
-          <w:highlight w:val="yellow"/>
-          <w:lang w:val="en-PK"/>
-        </w:rPr>
-      </w:pPr>
-      <w:r>
-        <w:rPr>
-          <w:sz w:val="24"/>
-          <w:szCs w:val="28"/>
-          <w:highlight w:val="yellow"/>
-          <w:lang w:val="en-PK"/>
-        </w:rPr>
-        <w:t>• Interior Design Magazine: Global publication covering top projects, products, and design industry news.</w:t>
-      </w:r>
-    </w:p>
-    <w:p>
-      <w:pPr>
-        <w:pStyle w:val="ListParagraph"/>
-        <w:spacing w:after="248"/>
-        <w:ind w:left="345" w:right="35"/>
-        <w:rPr>
-          <w:sz w:val="24"/>
-          <w:szCs w:val="28"/>
-          <w:highlight w:val="yellow"/>
-          <w:lang w:val="en-PK"/>
-        </w:rPr>
-      </w:pPr>
-      <w:r>
-        <w:rPr>
-          <w:sz w:val="24"/>
-          <w:szCs w:val="28"/>
-          <w:highlight w:val="yellow"/>
-          <w:lang w:val="en-PK"/>
-        </w:rPr>
-        <w:t>• Architectural Digest: High-end residential inspiration and designer portfolios.</w:t>
-      </w:r>
-    </w:p>
-    <w:p>
-      <w:pPr>
-        <w:pStyle w:val="ListParagraph"/>
-        <w:spacing w:after="248"/>
-        <w:ind w:left="345" w:right="35"/>
-        <w:rPr>
-          <w:sz w:val="24"/>
-          <w:szCs w:val="28"/>
-          <w:highlight w:val="yellow"/>
-          <w:lang w:val="en-PK"/>
-        </w:rPr>
-      </w:pPr>
-      <w:r>
-        <w:rPr>
-          <w:sz w:val="24"/>
-          <w:szCs w:val="28"/>
-          <w:highlight w:val="yellow"/>
-          <w:lang w:val="en-PK"/>
-        </w:rPr>
-        <w:t>Inspiration &amp; Mood Board Platforms</w:t>
-      </w:r>
-    </w:p>
-    <w:p>
-      <w:pPr>
-        <w:pStyle w:val="ListParagraph"/>
-        <w:spacing w:after="248"/>
-        <w:ind w:left="345" w:right="35"/>
-        <w:rPr>
-          <w:sz w:val="24"/>
-          <w:szCs w:val="28"/>
-          <w:highlight w:val="yellow"/>
-          <w:lang w:val="en-PK"/>
-        </w:rPr>
-      </w:pPr>
-      <w:r>
-        <w:rPr>
-          <w:sz w:val="24"/>
-          <w:szCs w:val="28"/>
-          <w:highlight w:val="yellow"/>
-          <w:lang w:val="en-PK"/>
-        </w:rPr>
-        <w:t>• Pinterest: The primary digital tool for creating client mood boards and collecting design imagery.</w:t>
-      </w:r>
-    </w:p>
-    <w:p>
-      <w:pPr>
-        <w:pStyle w:val="ListParagraph"/>
-        <w:spacing w:after="248"/>
-        <w:ind w:left="345" w:right="35"/>
-        <w:rPr>
-          <w:sz w:val="24"/>
-          <w:szCs w:val="28"/>
-          <w:highlight w:val="yellow"/>
-          <w:lang w:val="en-PK"/>
-        </w:rPr>
-      </w:pPr>
-      <w:r>
-        <w:rPr>
-          <w:sz w:val="24"/>
-          <w:szCs w:val="28"/>
-          <w:highlight w:val="yellow"/>
-          <w:lang w:val="en-PK"/>
-        </w:rPr>
-        <w:t>• Houzz: Essential platform for discovering professional portfolios, product sourcing, and connecting with local contractors or clients.</w:t>
-      </w:r>
-    </w:p>
-    <w:p>
-      <w:pPr>
-        <w:pStyle w:val="ListParagraph"/>
-        <w:spacing w:after="248"/>
-        <w:ind w:left="345" w:right="35"/>
-        <w:rPr>
-          <w:sz w:val="24"/>
-          <w:szCs w:val="28"/>
-          <w:highlight w:val="yellow"/>
-          <w:lang w:val="en-PK"/>
-        </w:rPr>
-      </w:pPr>
-      <w:r>
-        <w:rPr>
-          <w:sz w:val="24"/>
-          <w:szCs w:val="28"/>
-          <w:highlight w:val="yellow"/>
-          <w:lang w:val="en-PK"/>
-        </w:rPr>
-        <w:t>• Instagram: Key visual network for marketing modern portfolios and tracking global design aesthetics.</w:t>
-      </w:r>
-    </w:p>
-    <w:p>
-      <w:pPr>
-        <w:pStyle w:val="ListParagraph"/>
-        <w:spacing w:after="248"/>
-        <w:ind w:left="345" w:right="35"/>
-        <w:rPr>
-          <w:sz w:val="24"/>
-          <w:szCs w:val="28"/>
-          <w:highlight w:val="yellow"/>
-          <w:lang w:val="en-PK"/>
-        </w:rPr>
-      </w:pPr>
-      <w:r>
-        <w:rPr>
-          <w:sz w:val="24"/>
-          <w:szCs w:val="28"/>
-          <w:highlight w:val="yellow"/>
-          <w:lang w:val="en-PK"/>
-        </w:rPr>
-        <w:t>Professional Associations &amp; Standards</w:t>
-      </w:r>
-    </w:p>
-    <w:p>
-      <w:pPr>
-        <w:pStyle w:val="ListParagraph"/>
-        <w:spacing w:after="248"/>
-        <w:ind w:left="345" w:right="35"/>
-        <w:rPr>
-          <w:sz w:val="24"/>
-          <w:szCs w:val="28"/>
-          <w:highlight w:val="yellow"/>
-          <w:lang w:val="en-PK"/>
-        </w:rPr>
-      </w:pPr>
-      <w:r>
-        <w:rPr>
-          <w:sz w:val="24"/>
-          <w:szCs w:val="28"/>
-          <w:highlight w:val="yellow"/>
-          <w:lang w:val="en-PK"/>
-        </w:rPr>
-        <w:t>• American Society of Interior Designers (ASID): Organization advancing the profession and tracking industry impact.</w:t>
-      </w:r>
-    </w:p>
-    <w:p>
-      <w:pPr>
-        <w:pStyle w:val="ListParagraph"/>
-        <w:spacing w:after="248"/>
-        <w:ind w:left="345" w:right="35"/>
-        <w:rPr>
-          <w:sz w:val="24"/>
-          <w:szCs w:val="28"/>
-          <w:highlight w:val="yellow"/>
-          <w:lang w:val="en-PK"/>
-        </w:rPr>
-      </w:pPr>
-      <w:r>
-        <w:rPr>
-          <w:sz w:val="24"/>
-          <w:szCs w:val="28"/>
-          <w:highlight w:val="yellow"/>
-          <w:lang w:val="en-PK"/>
-        </w:rPr>
-        <w:t>• Council for Interior Design Qualification (CIDQ): Official body governing professional qualification standards</w:t>
-      </w:r>
-    </w:p>
-    <w:p>
-      <w:pPr>
-        <w:pStyle w:val="ListParagraph"/>
-        <w:spacing w:after="248"/>
-        <w:ind w:left="345" w:right="35"/>
-        <w:rPr>
-          <w:sz w:val="24"/>
-          <w:szCs w:val="28"/>
-          <w:highlight w:val="yellow"/>
-          <w:lang w:val="en-PK"/>
-        </w:rPr>
-      </w:pPr>
-      <w:r>
-        <w:rPr>
-          <w:sz w:val="24"/>
-          <w:szCs w:val="28"/>
-          <w:highlight w:val="yellow"/>
-          <w:lang w:val="en-PK"/>
-        </w:rPr>
-        <w:t>&lt;/span&gt;</w:t>
-      </w:r>
-    </w:p>
-    <w:p>
-      <w:pPr>
-        <w:pStyle w:val="ListParagraph"/>
-        <w:spacing w:after="248"/>
-        <w:ind w:left="345" w:right="35"/>
-        <w:rPr>
-          <w:sz w:val="24"/>
-          <w:szCs w:val="28"/>
-          <w:highlight w:val="yellow"/>
-          <w:lang w:val="en-PK"/>
-        </w:rPr>
-      </w:pPr>
-      <w:r>
-        <w:rPr>
-          <w:sz w:val="24"/>
-          <w:szCs w:val="28"/>
-          <w:highlight w:val="yellow"/>
-          <w:lang w:val="en-PK"/>
-        </w:rPr>
-        <w:t>    &lt;/p&gt;        </w:t>
-      </w:r>
-    </w:p>
-    <w:p>
-      <w:pPr>
-        <w:pStyle w:val="ListParagraph"/>
-        <w:spacing w:after="248"/>
-        <w:ind w:left="345" w:right="35"/>
-        <w:rPr>
-          <w:sz w:val="24"/>
-          <w:szCs w:val="28"/>
-          <w:highlight w:val="yellow"/>
-          <w:lang w:val="en-PK"/>
-        </w:rPr>
-      </w:pPr>
-      <w:r>
-        <w:rPr>
-          <w:sz w:val="24"/>
-          <w:szCs w:val="28"/>
-          <w:highlight w:val="yellow"/>
-          <w:lang w:val="en-PK"/>
-        </w:rPr>
-        <w:t>&lt;/body&gt;</w:t>
-      </w:r>
-    </w:p>
-    <w:p>
-      <w:pPr>
-        <w:pStyle w:val="ListParagraph"/>
-        <w:spacing w:after="248"/>
-        <w:ind w:left="345" w:right="35"/>
-        <w:rPr>
-          <w:sz w:val="24"/>
-          <w:szCs w:val="28"/>
-          <w:lang w:val="en-PK"/>
-        </w:rPr>
-      </w:pPr>
-      <w:r>
-        <w:rPr>
-          <w:sz w:val="24"/>
-          <w:szCs w:val="28"/>
-          <w:highlight w:val="yellow"/>
-          <w:lang w:val="en-PK"/>
-        </w:rPr>
-        <w:t>&lt;/html&gt;</w:t>
-      </w:r>
-    </w:p>
-    <w:p>
-      <w:pPr>
-        <w:pStyle w:val="ListParagraph"/>
-        <w:spacing w:after="248"/>
-        <w:ind w:left="345" w:right="35"/>
-        <w:rPr>
-          <w:lang w:val="en-PK"/>
-        </w:rPr>
-      </w:pPr>
-    </w:p>
-    <w:p>
-      <w:pPr>
-        <w:pStyle w:val="ListParagraph"/>
-        <w:spacing w:after="248"/>
-        <w:ind w:left="345" w:right="35" w:firstLine="0"/>
-      </w:pPr>
-    </w:p>
-    <w:p>
-      <w:pPr>
-        <w:spacing w:after="248"/>
-        <w:ind w:left="0" w:right="35" w:firstLine="0"/>
-        <w:rPr>
-          <w:b/>
-          <w:bCs/>
-          <w:sz w:val="36"/>
-          <w:szCs w:val="40"/>
-          <w:u w:val="single"/>
-        </w:rPr>
-      </w:pPr>
-    </w:p>
-    <w:p>
-      <w:pPr>
-        <w:pStyle w:val="ListParagraph"/>
-        <w:spacing w:after="248"/>
-        <w:ind w:left="345" w:right="35" w:firstLine="0"/>
-        <w:jc w:val="center"/>
-        <w:rPr>
-          <w:b/>
-          <w:bCs/>
-          <w:sz w:val="36"/>
-          <w:szCs w:val="40"/>
-          <w:u w:val="single"/>
-        </w:rPr>
-      </w:pPr>
-      <w:r>
-        <w:rPr>
-          <w:b/>
-          <w:bCs/>
-          <w:sz w:val="36"/>
-          <w:szCs w:val="40"/>
-          <w:u w:val="single"/>
-        </w:rPr>
-        <w:lastRenderedPageBreak/>
-        <w:t>Output</w:t>
-      </w:r>
-    </w:p>
-    <w:p>
-      <w:pPr>
-        <w:pStyle w:val="ListParagraph"/>
-        <w:tabs>
-          <w:tab w:val="left" w:pos="345"/>
-        </w:tabs>
-        <w:spacing w:after="248"/>
-        <w:ind w:left="345" w:right="35" w:hanging="345"/>
+          <w:lang/>
+        </w:rPr>
       </w:pPr>
       <w:r>
         <w:rPr>
           <w:noProof/>
         </w:rPr>
         <w:drawing>
-          <wp:inline distT="0" distB="0" distL="0" distR="0" wp14:anchorId="6DB2284A" wp14:editId="66C092B8">
-            <wp:extent cx="6090920" cy="6472989"/>
-            <wp:effectExtent l="0" t="0" r="5080" b="4445"/>
-            <wp:docPr id="1513063910" name="Picture 1"/>
+          <wp:inline distT="0" distB="0" distL="0" distR="0" wp14:anchorId="3389D84B" wp14:editId="2D98FB41">
+            <wp:extent cx="6062345" cy="3933190"/>
+            <wp:effectExtent l="0" t="0" r="0" b="0"/>
+            <wp:docPr id="574748039" name="Picture 43"/>
             <wp:cNvGraphicFramePr>
               <a:graphicFrameLocks xmlns:a="http://schemas.openxmlformats.org/drawingml/2006/main" noChangeAspect="1"/>
             </wp:cNvGraphicFramePr>
@@ -3787,23 +1074,36 @@
               <a:graphicData uri="http://schemas.openxmlformats.org/drawingml/2006/picture">
                 <pic:pic xmlns:pic="http://schemas.openxmlformats.org/drawingml/2006/picture">
                   <pic:nvPicPr>
-                    <pic:cNvPr id="1513063910" name=""/>
-                    <pic:cNvPicPr/>
+                    <pic:cNvPr id="0" name="Picture 1"/>
+                    <pic:cNvPicPr>
+                      <a:picLocks noChangeAspect="1" noChangeArrowheads="1"/>
+                    </pic:cNvPicPr>
                   </pic:nvPicPr>
                   <pic:blipFill>
-                    <a:blip r:embed="rId7"/>
+                    <a:blip r:embed="rId7" cstate="print">
+                      <a:extLst>
+                        <a:ext uri="{28A0092B-C50C-407E-A947-70E740481C1C}">
+                          <a14:useLocalDpi xmlns:a14="http://schemas.microsoft.com/office/drawing/2010/main" val="0"/>
+                        </a:ext>
+                      </a:extLst>
+                    </a:blip>
+                    <a:srcRect/>
                     <a:stretch>
                       <a:fillRect/>
                     </a:stretch>
                   </pic:blipFill>
-                  <pic:spPr>
+                  <pic:spPr bwMode="auto">
                     <a:xfrm>
                       <a:off x="0" y="0"/>
-                      <a:ext cx="6098507" cy="6481052"/>
+                      <a:ext cx="6062345" cy="3933190"/>
                     </a:xfrm>
                     <a:prstGeom prst="rect">
                       <a:avLst/>
                     </a:prstGeom>
+                    <a:noFill/>
+                    <a:ln>
+                      <a:noFill/>
+                    </a:ln>
                   </pic:spPr>
                 </pic:pic>
               </a:graphicData>
@@ -3815,9 +1115,111 @@
     <w:p>
       <w:pPr>
         <w:pStyle w:val="ListParagraph"/>
-        <w:spacing w:after="246"/>
-        <w:ind w:left="345" w:right="0" w:firstLine="0"/>
-      </w:pPr>
+        <w:spacing w:after="248"/>
+        <w:ind w:left="345" w:right="35" w:firstLine="0"/>
+      </w:pPr>
+    </w:p>
+    <w:p>
+      <w:pPr>
+        <w:spacing w:after="248"/>
+        <w:ind w:left="0" w:right="35" w:firstLine="0"/>
+        <w:rPr>
+          <w:b/>
+          <w:bCs/>
+          <w:sz w:val="36"/>
+          <w:szCs w:val="40"/>
+          <w:u w:val="single"/>
+        </w:rPr>
+      </w:pPr>
+    </w:p>
+    <w:p>
+      <w:pPr>
+        <w:pStyle w:val="ListParagraph"/>
+        <w:spacing w:after="248"/>
+        <w:ind w:left="345" w:right="35" w:firstLine="0"/>
+        <w:jc w:val="center"/>
+        <w:rPr>
+          <w:b/>
+          <w:bCs/>
+          <w:sz w:val="36"/>
+          <w:szCs w:val="40"/>
+          <w:u w:val="single"/>
+        </w:rPr>
+      </w:pPr>
+      <w:r>
+        <w:rPr>
+          <w:b/>
+          <w:bCs/>
+          <w:sz w:val="36"/>
+          <w:szCs w:val="40"/>
+          <w:u w:val="single"/>
+        </w:rPr>
+        <w:t>Output</w:t>
+      </w:r>
+    </w:p>
+    <w:p>
+      <w:pPr>
+        <w:pStyle w:val="ListParagraph"/>
+        <w:tabs>
+          <w:tab w:val="left" w:pos="345"/>
+        </w:tabs>
+        <w:spacing w:after="248"/>
+        <w:ind w:left="345" w:right="35" w:hanging="345"/>
+      </w:pPr>
+      <w:r>
+        <w:rPr>
+          <w:noProof/>
+        </w:rPr>
+        <w:lastRenderedPageBreak/>
+        <w:drawing>
+          <wp:inline distT="0" distB="0" distL="0" distR="0" wp14:anchorId="4AB5DF51" wp14:editId="520BE690">
+            <wp:extent cx="6062345" cy="3404235"/>
+            <wp:effectExtent l="0" t="0" r="0" b="5715"/>
+            <wp:docPr id="1873543843" name="Picture 44"/>
+            <wp:cNvGraphicFramePr>
+              <a:graphicFrameLocks xmlns:a="http://schemas.openxmlformats.org/drawingml/2006/main" noChangeAspect="1"/>
+            </wp:cNvGraphicFramePr>
+            <a:graphic xmlns:a="http://schemas.openxmlformats.org/drawingml/2006/main">
+              <a:graphicData uri="http://schemas.openxmlformats.org/drawingml/2006/picture">
+                <pic:pic xmlns:pic="http://schemas.openxmlformats.org/drawingml/2006/picture">
+                  <pic:nvPicPr>
+                    <pic:cNvPr id="0" name="Picture 3"/>
+                    <pic:cNvPicPr>
+                      <a:picLocks noChangeAspect="1" noChangeArrowheads="1"/>
+                    </pic:cNvPicPr>
+                  </pic:nvPicPr>
+                  <pic:blipFill>
+                    <a:blip r:embed="rId8" cstate="print">
+                      <a:extLst>
+                        <a:ext uri="{28A0092B-C50C-407E-A947-70E740481C1C}">
+                          <a14:useLocalDpi xmlns:a14="http://schemas.microsoft.com/office/drawing/2010/main" val="0"/>
+                        </a:ext>
+                      </a:extLst>
+                    </a:blip>
+                    <a:srcRect/>
+                    <a:stretch>
+                      <a:fillRect/>
+                    </a:stretch>
+                  </pic:blipFill>
+                  <pic:spPr bwMode="auto">
+                    <a:xfrm>
+                      <a:off x="0" y="0"/>
+                      <a:ext cx="6062345" cy="3404235"/>
+                    </a:xfrm>
+                    <a:prstGeom prst="rect">
+                      <a:avLst/>
+                    </a:prstGeom>
+                    <a:noFill/>
+                    <a:ln>
+                      <a:noFill/>
+                    </a:ln>
+                  </pic:spPr>
+                </pic:pic>
+              </a:graphicData>
+            </a:graphic>
+          </wp:inline>
+        </w:drawing>
+      </w:r>
     </w:p>
     <w:p>
       <w:pPr>
@@ -3849,6 +1251,13 @@
     </w:p>
     <w:p>
       <w:pPr>
+        <w:pStyle w:val="ListParagraph"/>
+        <w:spacing w:after="246"/>
+        <w:ind w:left="345" w:right="0" w:firstLine="0"/>
+      </w:pPr>
+    </w:p>
+    <w:p>
+      <w:pPr>
         <w:spacing w:after="246"/>
         <w:ind w:left="0" w:right="0" w:firstLine="0"/>
       </w:pPr>
@@ -3860,11 +1269,7 @@
         <w:ind w:left="-5"/>
       </w:pPr>
       <w:r>
-        <w:lastRenderedPageBreak/>
-        <w:t>O</w:t>
-      </w:r>
-      <w:r>
-        <w:t xml:space="preserve">bjective and MCQ </w:t>
+        <w:t xml:space="preserve">Objective and MCQ </w:t>
       </w:r>
     </w:p>
     <w:p>
@@ -3900,14 +1305,6 @@
         </w:rPr>
         <w:t xml:space="preserve">_blank </w:t>
       </w:r>
-      <w:r>
-        <w:rPr>
-          <w:rFonts w:ascii="Segoe UI Emoji" w:hAnsi="Segoe UI Emoji" w:cs="Segoe UI Emoji"/>
-          <w:b/>
-          <w:bCs/>
-        </w:rPr>
-        <w:t>✅</w:t>
-      </w:r>
     </w:p>
     <w:p>
       <w:pPr>
@@ -4023,14 +1420,6 @@
         </w:rPr>
         <w:t xml:space="preserve">blue </w:t>
       </w:r>
-      <w:r>
-        <w:rPr>
-          <w:rFonts w:ascii="Segoe UI Emoji" w:hAnsi="Segoe UI Emoji" w:cs="Segoe UI Emoji"/>
-          <w:b/>
-          <w:bCs/>
-        </w:rPr>
-        <w:t>✅</w:t>
-      </w:r>
     </w:p>
     <w:p>
       <w:pPr>
@@ -4097,25 +1486,8 @@
           <w:b/>
           <w:bCs/>
         </w:rPr>
-        <w:t>&lt;a</w:t>
-      </w:r>
-      <w:proofErr w:type="gramStart"/>
-      <w:r>
-        <w:rPr>
-          <w:b/>
-          <w:bCs/>
-        </w:rPr>
-        <w:t xml:space="preserve">&gt;  </w:t>
-      </w:r>
-      <w:r>
-        <w:rPr>
-          <w:rFonts w:ascii="Segoe UI Emoji" w:hAnsi="Segoe UI Emoji" w:cs="Segoe UI Emoji"/>
-          <w:b/>
-          <w:bCs/>
-        </w:rPr>
-        <w:t>✅</w:t>
-      </w:r>
-      <w:proofErr w:type="gramEnd"/>
+        <w:t xml:space="preserve">&lt;a&gt;  </w:t>
+      </w:r>
     </w:p>
     <w:p>
       <w:pPr>
@@ -4127,6 +1499,7 @@
         <w:ind w:right="0" w:hanging="360"/>
       </w:pPr>
       <w:r>
+        <w:lastRenderedPageBreak/>
         <w:t>&lt;</w:t>
       </w:r>
       <w:proofErr w:type="spellStart"/>
@@ -4216,17 +1589,12 @@
         <w:t>=</w:t>
       </w:r>
       <w:proofErr w:type="spellStart"/>
-      <w:proofErr w:type="gramStart"/>
       <w:r>
         <w:t>abc</w:t>
       </w:r>
       <w:proofErr w:type="spellEnd"/>
       <w:r>
-        <w:t xml:space="preserve">  &gt;</w:t>
-      </w:r>
-      <w:proofErr w:type="gramEnd"/>
-      <w:r>
-        <w:t xml:space="preserve">  </w:t>
+        <w:t xml:space="preserve">  &gt;  </w:t>
       </w:r>
     </w:p>
     <w:p>
@@ -4268,15 +1636,7 @@
       </w:r>
       <w:proofErr w:type="spellEnd"/>
       <w:r>
-        <w:t>="index.html"</w:t>
-      </w:r>
-      <w:proofErr w:type="gramStart"/>
-      <w:r>
-        <w:t>&gt;  &lt;</w:t>
-      </w:r>
-      <w:proofErr w:type="gramEnd"/>
-      <w:r>
-        <w:t xml:space="preserve">/a&gt; </w:t>
+        <w:t xml:space="preserve">="index.html"&gt;  &lt;/a&gt; </w:t>
       </w:r>
     </w:p>
     <w:p>
@@ -4313,38 +1673,7 @@
           <w:b/>
           <w:bCs/>
         </w:rPr>
-        <w:t xml:space="preserve">="index.html"&gt; Click </w:t>
-      </w:r>
-      <w:proofErr w:type="gramStart"/>
-      <w:r>
-        <w:rPr>
-          <w:b/>
-          <w:bCs/>
-        </w:rPr>
-        <w:t>Here  &lt;</w:t>
-      </w:r>
-      <w:proofErr w:type="gramEnd"/>
-      <w:r>
-        <w:rPr>
-          <w:b/>
-          <w:bCs/>
-        </w:rPr>
-        <w:t>/a&gt;</w:t>
-      </w:r>
-      <w:r>
-        <w:rPr>
-          <w:rFonts w:ascii="Segoe UI Emoji" w:hAnsi="Segoe UI Emoji" w:cs="Segoe UI Emoji"/>
-          <w:b/>
-          <w:bCs/>
-        </w:rPr>
-        <w:t>✅</w:t>
-      </w:r>
-      <w:r>
-        <w:rPr>
-          <w:b/>
-          <w:bCs/>
-        </w:rPr>
-        <w:t xml:space="preserve"> </w:t>
+        <w:t>="index.html"&gt; Click Here  &lt;/a&gt;</w:t>
       </w:r>
     </w:p>
     <w:p>
@@ -4434,29 +1763,14 @@
         </w:rPr>
         <w:t>purple</w:t>
       </w:r>
-      <w:r>
-        <w:rPr>
-          <w:rFonts w:ascii="Segoe UI Emoji" w:hAnsi="Segoe UI Emoji" w:cs="Segoe UI Emoji"/>
-          <w:b/>
-          <w:bCs/>
-        </w:rPr>
-        <w:t>✅</w:t>
-      </w:r>
-      <w:r>
-        <w:rPr>
-          <w:b/>
-          <w:bCs/>
-        </w:rPr>
-        <w:t xml:space="preserve"> </w:t>
-      </w:r>
     </w:p>
     <w:sectPr>
-      <w:headerReference w:type="even" r:id="rId8"/>
-      <w:headerReference w:type="default" r:id="rId9"/>
-      <w:footerReference w:type="even" r:id="rId10"/>
-      <w:footerReference w:type="default" r:id="rId11"/>
-      <w:headerReference w:type="first" r:id="rId12"/>
-      <w:footerReference w:type="first" r:id="rId13"/>
+      <w:headerReference w:type="even" r:id="rId9"/>
+      <w:headerReference w:type="default" r:id="rId10"/>
+      <w:footerReference w:type="even" r:id="rId11"/>
+      <w:footerReference w:type="default" r:id="rId12"/>
+      <w:headerReference w:type="first" r:id="rId13"/>
+      <w:footerReference w:type="first" r:id="rId14"/>
       <w:pgSz w:w="12240" w:h="15840"/>
       <w:pgMar w:top="1395" w:right="1253" w:bottom="1622" w:left="1440" w:header="136" w:footer="357" w:gutter="0"/>
       <w:pgNumType w:start="22"/>
@@ -9204,6 +6518,7 @@
   <w:style w:type="character" w:default="1" w:styleId="DefaultParagraphFont">
     <w:name w:val="Default Paragraph Font"/>
     <w:uiPriority w:val="1"/>
+    <w:semiHidden/>
     <w:unhideWhenUsed/>
   </w:style>
   <w:style w:type="table" w:default="1" w:styleId="TableNormal">
